--- a/SistemaCertificados/archivos/plantillas/constancias/CERT_TRAB_INGENIERÍA_CIVIL.docx
+++ b/SistemaCertificados/archivos/plantillas/constancias/CERT_TRAB_INGENIERÍA_CIVIL.docx
@@ -1,35 +1,30 @@
 
 <file path=word/document.xml><?xml version="1.0" encoding="utf-8"?>
-<w:document xmlns:mc="http://schemas.openxmlformats.org/markup-compatibility/2006" xmlns:o="urn:schemas-microsoft-com:office:office" xmlns:r="http://schemas.openxmlformats.org/officeDocument/2006/relationships" xmlns:m="http://schemas.openxmlformats.org/officeDocument/2006/math" xmlns:v="urn:schemas-microsoft-com:vml" xmlns:wp="http://schemas.openxmlformats.org/drawingml/2006/wordprocessingDrawing" xmlns:w10="urn:schemas-microsoft-com:office:word" xmlns:w="http://schemas.openxmlformats.org/wordprocessingml/2006/main" xmlns:wne="http://schemas.microsoft.com/office/word/2006/wordml" xmlns:sl="http://schemas.openxmlformats.org/schemaLibrary/2006/main" xmlns:a="http://schemas.openxmlformats.org/drawingml/2006/main" xmlns:pic="http://schemas.openxmlformats.org/drawingml/2006/picture" xmlns:c="http://schemas.openxmlformats.org/drawingml/2006/chart" xmlns:lc="http://schemas.openxmlformats.org/drawingml/2006/lockedCanvas" xmlns:dgm="http://schemas.openxmlformats.org/drawingml/2006/diagram" xmlns:wps="http://schemas.microsoft.com/office/word/2010/wordprocessingShape" xmlns:wpg="http://schemas.microsoft.com/office/word/2010/wordprocessingGroup" xmlns:w14="http://schemas.microsoft.com/office/word/2010/wordml" xmlns:w15="http://schemas.microsoft.com/office/word/2012/wordml" xmlns:w16="http://schemas.microsoft.com/office/word/2018/wordml" xmlns:w16cex="http://schemas.microsoft.com/office/word/2018/wordml/cex" xmlns:w16cid="http://schemas.microsoft.com/office/word/2016/wordml/cid" xmlns="http://schemas.microsoft.com/office/tasks/2019/documenttasks" xmlns:cr="http://schemas.microsoft.com/office/comments/2020/reactions">
+<w:document xmlns:wpc="http://schemas.microsoft.com/office/word/2010/wordprocessingCanvas" xmlns:cx="http://schemas.microsoft.com/office/drawing/2014/chartex" xmlns:cx1="http://schemas.microsoft.com/office/drawing/2015/9/8/chartex" xmlns:cx2="http://schemas.microsoft.com/office/drawing/2015/10/21/chartex" xmlns:cx3="http://schemas.microsoft.com/office/drawing/2016/5/9/chartex" xmlns:cx4="http://schemas.microsoft.com/office/drawing/2016/5/10/chartex" xmlns:cx5="http://schemas.microsoft.com/office/drawing/2016/5/11/chartex" xmlns:cx6="http://schemas.microsoft.com/office/drawing/2016/5/12/chartex" xmlns:cx7="http://schemas.microsoft.com/office/drawing/2016/5/13/chartex" xmlns:cx8="http://schemas.microsoft.com/office/drawing/2016/5/14/chartex" xmlns:mc="http://schemas.openxmlformats.org/markup-compatibility/2006" xmlns:aink="http://schemas.microsoft.com/office/drawing/2016/ink" xmlns:am3d="http://schemas.microsoft.com/office/drawing/2017/model3d" xmlns:o="urn:schemas-microsoft-com:office:office" xmlns:oel="http://schemas.microsoft.com/office/2019/extlst" xmlns:r="http://schemas.openxmlformats.org/officeDocument/2006/relationships" xmlns:m="http://schemas.openxmlformats.org/officeDocument/2006/math" xmlns:v="urn:schemas-microsoft-com:vml" xmlns:wp14="http://schemas.microsoft.com/office/word/2010/wordprocessingDrawing" xmlns:wp="http://schemas.openxmlformats.org/drawingml/2006/wordprocessingDrawing" xmlns:w10="urn:schemas-microsoft-com:office:word" xmlns:w="http://schemas.openxmlformats.org/wordprocessingml/2006/main" xmlns:w14="http://schemas.microsoft.com/office/word/2010/wordml" xmlns:w15="http://schemas.microsoft.com/office/word/2012/wordml" xmlns:w16cex="http://schemas.microsoft.com/office/word/2018/wordml/cex" xmlns:w16cid="http://schemas.microsoft.com/office/word/2016/wordml/cid" xmlns:w16="http://schemas.microsoft.com/office/word/2018/wordml" xmlns:w16du="http://schemas.microsoft.com/office/word/2023/wordml/word16du" xmlns:w16sdtdh="http://schemas.microsoft.com/office/word/2020/wordml/sdtdatahash" xmlns:w16sdtfl="http://schemas.microsoft.com/office/word/2024/wordml/sdtformatlock" xmlns:w16se="http://schemas.microsoft.com/office/word/2015/wordml/symex" xmlns:wpg="http://schemas.microsoft.com/office/word/2010/wordprocessingGroup" xmlns:wpi="http://schemas.microsoft.com/office/word/2010/wordprocessingInk" xmlns:wne="http://schemas.microsoft.com/office/word/2006/wordml" xmlns:wps="http://schemas.microsoft.com/office/word/2010/wordprocessingShape" mc:Ignorable="w14 w15 w16se w16cid w16 w16cex w16sdtdh w16sdtfl w16du wp14">
   <w:body>
     <w:p>
       <w:pPr>
-        <w:spacing w:after="360" w:before="200" w:lineRule="auto"/>
+        <w:spacing w:before="200" w:after="360"/>
         <w:jc w:val="center"/>
         <w:rPr>
-          <w:rFonts w:ascii="Arial" w:cs="Arial" w:eastAsia="Arial" w:hAnsi="Arial"/>
-          <w:b w:val="1"/>
-          <w:bCs w:val="1"/>
+          <w:rFonts w:ascii="Arial" w:eastAsia="Arial" w:hAnsi="Arial" w:cs="Arial"/>
+          <w:b/>
+          <w:bCs/>
           <w:color w:val="434343"/>
           <w:sz w:val="10"/>
           <w:szCs w:val="10"/>
           <w:u w:val="single"/>
         </w:rPr>
       </w:pPr>
-      <w:r>
-        <w:rPr>
-          <w:rtl w:val="0"/>
-        </w:rPr>
-      </w:r>
     </w:p>
     <w:p>
       <w:pPr>
-        <w:spacing w:after="360" w:before="200" w:lineRule="auto"/>
+        <w:spacing w:before="200" w:after="360"/>
         <w:jc w:val="center"/>
         <w:rPr>
-          <w:rFonts w:ascii="Arial" w:cs="Arial" w:eastAsia="Arial" w:hAnsi="Arial"/>
-          <w:b w:val="1"/>
-          <w:bCs w:val="1"/>
+          <w:rFonts w:ascii="Arial" w:eastAsia="Arial" w:hAnsi="Arial" w:cs="Arial"/>
+          <w:b/>
+          <w:bCs/>
           <w:color w:val="434343"/>
           <w:sz w:val="32"/>
           <w:szCs w:val="32"/>
@@ -38,16 +33,15 @@
       </w:pPr>
       <w:r>
         <w:rPr>
-          <w:rFonts w:ascii="Arial" w:cs="Arial" w:eastAsia="Arial" w:hAnsi="Arial"/>
-          <w:b w:val="1"/>
-          <w:bCs w:val="1"/>
+          <w:rFonts w:ascii="Arial" w:eastAsia="Arial" w:hAnsi="Arial" w:cs="Arial"/>
+          <w:b/>
+          <w:bCs/>
           <w:color w:val="434343"/>
           <w:sz w:val="32"/>
           <w:szCs w:val="32"/>
           <w:u w:val="single"/>
-          <w:rtl w:val="0"/>
-        </w:rPr>
-        <w:t xml:space="preserve">CONSTANCIA DE TRABAJO</w:t>
+        </w:rPr>
+        <w:t>CONSTANCIA DE TRABAJO</w:t>
       </w:r>
     </w:p>
     <w:p>
@@ -55,26 +49,21 @@
         <w:spacing w:after="200" w:line="360" w:lineRule="auto"/>
         <w:jc w:val="both"/>
         <w:rPr>
-          <w:rFonts w:ascii="Arial" w:cs="Arial" w:eastAsia="Arial" w:hAnsi="Arial"/>
+          <w:rFonts w:ascii="Arial" w:eastAsia="Arial" w:hAnsi="Arial" w:cs="Arial"/>
           <w:color w:val="434343"/>
           <w:sz w:val="20"/>
           <w:szCs w:val="20"/>
         </w:rPr>
       </w:pPr>
-      <w:r>
-        <w:rPr>
-          <w:rtl w:val="0"/>
-        </w:rPr>
-      </w:r>
     </w:p>
     <w:p>
       <w:pPr>
         <w:spacing w:after="200" w:line="360" w:lineRule="auto"/>
         <w:jc w:val="both"/>
         <w:rPr>
-          <w:rFonts w:ascii="Arial" w:cs="Arial" w:eastAsia="Arial" w:hAnsi="Arial"/>
-          <w:b w:val="1"/>
-          <w:bCs w:val="1"/>
+          <w:rFonts w:ascii="Arial" w:eastAsia="Arial" w:hAnsi="Arial" w:cs="Arial"/>
+          <w:b/>
+          <w:bCs/>
           <w:color w:val="434343"/>
           <w:sz w:val="20"/>
           <w:szCs w:val="20"/>
@@ -82,18 +71,12 @@
       </w:pPr>
       <w:r>
         <w:rPr>
-          <w:rFonts w:ascii="Arial" w:cs="Arial" w:eastAsia="Arial" w:hAnsi="Arial"/>
-          <w:color w:val="434343"/>
-          <w:sz w:val="20"/>
-          <w:szCs w:val="20"/>
-          <w:rtl w:val="0"/>
-        </w:rPr>
-        <w:t xml:space="preserve">El que suscribe, Gerente General de GM INGENIEROS Y CONSULTORES SAC con RUC 20555841095 con dirección en Av. Aviación Nro. 170 DPTO C 307, del distrito de San Miguel, provincia de Lima, departamento de Lima.</w:t>
-      </w:r>
-      <w:r>
-        <w:rPr>
-          <w:rtl w:val="0"/>
-        </w:rPr>
+          <w:rFonts w:ascii="Arial" w:eastAsia="Arial" w:hAnsi="Arial" w:cs="Arial"/>
+          <w:color w:val="434343"/>
+          <w:sz w:val="20"/>
+          <w:szCs w:val="20"/>
+        </w:rPr>
+        <w:t>El que suscribe, Gerente General de GM INGENIEROS Y CONSULTORES SAC con RUC 20555841095 con dirección en Av. Aviación Nro. 170 DPTO C 307, del distrito de San Miguel, provincia de Lima, departamento de Lima.</w:t>
       </w:r>
     </w:p>
     <w:p>
@@ -102,9 +85,9 @@
         <w:spacing w:line="360" w:lineRule="auto"/>
         <w:jc w:val="both"/>
         <w:rPr>
-          <w:rFonts w:ascii="Arial" w:cs="Arial" w:eastAsia="Arial" w:hAnsi="Arial"/>
-          <w:b w:val="1"/>
-          <w:bCs w:val="1"/>
+          <w:rFonts w:ascii="Arial" w:eastAsia="Arial" w:hAnsi="Arial" w:cs="Arial"/>
+          <w:b/>
+          <w:bCs/>
           <w:color w:val="434343"/>
           <w:sz w:val="20"/>
           <w:szCs w:val="20"/>
@@ -112,15 +95,14 @@
       </w:pPr>
       <w:r>
         <w:rPr>
-          <w:rFonts w:ascii="Arial" w:cs="Arial" w:eastAsia="Arial" w:hAnsi="Arial"/>
-          <w:b w:val="1"/>
-          <w:bCs w:val="1"/>
-          <w:color w:val="434343"/>
-          <w:sz w:val="20"/>
-          <w:szCs w:val="20"/>
-          <w:rtl w:val="0"/>
-        </w:rPr>
-        <w:t xml:space="preserve">CERTIFICA:</w:t>
+          <w:rFonts w:ascii="Arial" w:eastAsia="Arial" w:hAnsi="Arial" w:cs="Arial"/>
+          <w:b/>
+          <w:bCs/>
+          <w:color w:val="434343"/>
+          <w:sz w:val="20"/>
+          <w:szCs w:val="20"/>
+        </w:rPr>
+        <w:t>CERTIFICA:</w:t>
       </w:r>
     </w:p>
     <w:p>
@@ -129,7 +111,7 @@
         <w:spacing w:line="360" w:lineRule="auto"/>
         <w:jc w:val="both"/>
         <w:rPr>
-          <w:rFonts w:ascii="Arial" w:cs="Arial" w:eastAsia="Arial" w:hAnsi="Arial"/>
+          <w:rFonts w:ascii="Arial" w:eastAsia="Arial" w:hAnsi="Arial" w:cs="Arial"/>
           <w:color w:val="434343"/>
           <w:sz w:val="20"/>
           <w:szCs w:val="20"/>
@@ -137,13 +119,120 @@
       </w:pPr>
       <w:r>
         <w:rPr>
-          <w:rFonts w:ascii="Arial" w:cs="Arial" w:eastAsia="Arial" w:hAnsi="Arial"/>
-          <w:color w:val="434343"/>
-          <w:sz w:val="20"/>
-          <w:szCs w:val="20"/>
-          <w:rtl w:val="0"/>
-        </w:rPr>
-        <w:t xml:space="preserve">Que el Sr. JORGE ISRAEL GUERRA MORALES identificado con DNI Nº 44118650, se ha desempeñado como Asistente Legal en la elaboración de proyectos viales en la empresa durante el periodo comprendido del 17 de mayo del 2021 hasta el 31 de agosto del 2021.</w:t>
+          <w:rFonts w:ascii="Arial" w:eastAsia="Arial" w:hAnsi="Arial" w:cs="Arial"/>
+          <w:color w:val="434343"/>
+          <w:sz w:val="20"/>
+          <w:szCs w:val="20"/>
+        </w:rPr>
+        <w:t>Que el Sr</w:t>
+      </w:r>
+      <w:r>
+        <w:rPr>
+          <w:rFonts w:ascii="Arial" w:eastAsia="Arial" w:hAnsi="Arial" w:cs="Arial"/>
+          <w:color w:val="434343"/>
+          <w:sz w:val="20"/>
+          <w:szCs w:val="20"/>
+        </w:rPr>
+        <w:t>/Sra</w:t>
+      </w:r>
+      <w:r>
+        <w:rPr>
+          <w:rFonts w:ascii="Arial" w:eastAsia="Arial" w:hAnsi="Arial" w:cs="Arial"/>
+          <w:color w:val="434343"/>
+          <w:sz w:val="20"/>
+          <w:szCs w:val="20"/>
+        </w:rPr>
+        <w:t xml:space="preserve">. </w:t>
+      </w:r>
+      <w:r>
+        <w:rPr>
+          <w:rFonts w:ascii="Arial" w:hAnsi="Arial" w:cs="Arial"/>
+          <w:color w:val="424242"/>
+          <w:sz w:val="20"/>
+          <w:szCs w:val="20"/>
+        </w:rPr>
+        <w:t xml:space="preserve">{{NOMBRE_COMPLETO}} </w:t>
+      </w:r>
+      <w:r>
+        <w:rPr>
+          <w:rFonts w:ascii="Arial" w:eastAsia="Arial" w:hAnsi="Arial" w:cs="Arial"/>
+          <w:color w:val="434343"/>
+          <w:sz w:val="20"/>
+          <w:szCs w:val="20"/>
+        </w:rPr>
+        <w:t xml:space="preserve">identificado con DNI Nº </w:t>
+      </w:r>
+      <w:r>
+        <w:rPr>
+          <w:rFonts w:ascii="Arial" w:hAnsi="Arial" w:cs="Arial"/>
+          <w:color w:val="424242"/>
+          <w:sz w:val="20"/>
+          <w:szCs w:val="20"/>
+        </w:rPr>
+        <w:t>{{DNI}}</w:t>
+      </w:r>
+      <w:r>
+        <w:rPr>
+          <w:rFonts w:ascii="Arial" w:eastAsia="Arial" w:hAnsi="Arial" w:cs="Arial"/>
+          <w:color w:val="434343"/>
+          <w:sz w:val="20"/>
+          <w:szCs w:val="20"/>
+        </w:rPr>
+        <w:t xml:space="preserve">, se ha desempeñado como </w:t>
+      </w:r>
+      <w:r>
+        <w:rPr>
+          <w:rFonts w:ascii="Arial" w:hAnsi="Arial" w:cs="Arial"/>
+          <w:color w:val="424242"/>
+          <w:sz w:val="20"/>
+          <w:szCs w:val="20"/>
+        </w:rPr>
+        <w:t>{{CARGO}}</w:t>
+      </w:r>
+      <w:r>
+        <w:rPr>
+          <w:rFonts w:ascii="Arial" w:eastAsia="Arial" w:hAnsi="Arial" w:cs="Arial"/>
+          <w:color w:val="434343"/>
+          <w:sz w:val="20"/>
+          <w:szCs w:val="20"/>
+        </w:rPr>
+        <w:t xml:space="preserve"> en la empresa durante el periodo comprendido del </w:t>
+      </w:r>
+      <w:r>
+        <w:rPr>
+          <w:rFonts w:ascii="Arial" w:hAnsi="Arial" w:cs="Arial"/>
+          <w:color w:val="424242"/>
+          <w:sz w:val="20"/>
+          <w:szCs w:val="20"/>
+        </w:rPr>
+        <w:t xml:space="preserve">{{FECHA_INICIO}} </w:t>
+      </w:r>
+      <w:r>
+        <w:rPr>
+          <w:rFonts w:ascii="Arial" w:eastAsia="Arial" w:hAnsi="Arial" w:cs="Arial"/>
+          <w:color w:val="434343"/>
+          <w:sz w:val="20"/>
+          <w:szCs w:val="20"/>
+        </w:rPr>
+        <w:t xml:space="preserve">hasta el </w:t>
+      </w:r>
+      <w:r>
+        <w:rPr>
+          <w:rFonts w:ascii="Arial" w:hAnsi="Arial" w:cs="Arial"/>
+          <w:color w:val="424242"/>
+          <w:sz w:val="20"/>
+          <w:szCs w:val="20"/>
+        </w:rPr>
+        <w:t>{{FECHA_FIN}}</w:t>
+      </w:r>
+      <w:r>
+        <w:rPr>
+          <w:rFonts w:ascii="Arial" w:eastAsia="Arial" w:hAnsi="Arial" w:cs="Arial"/>
+          <w:color w:val="434343"/>
+          <w:sz w:val="20"/>
+          <w:szCs w:val="20"/>
+        </w:rPr>
+        <w:t>.</w:t>
       </w:r>
     </w:p>
     <w:p>
@@ -152,7 +241,7 @@
         <w:spacing w:line="360" w:lineRule="auto"/>
         <w:jc w:val="both"/>
         <w:rPr>
-          <w:rFonts w:ascii="Arial" w:cs="Arial" w:eastAsia="Arial" w:hAnsi="Arial"/>
+          <w:rFonts w:ascii="Arial" w:eastAsia="Arial" w:hAnsi="Arial" w:cs="Arial"/>
           <w:color w:val="434343"/>
           <w:sz w:val="20"/>
           <w:szCs w:val="20"/>
@@ -160,13 +249,12 @@
       </w:pPr>
       <w:r>
         <w:rPr>
-          <w:rFonts w:ascii="Arial" w:cs="Arial" w:eastAsia="Arial" w:hAnsi="Arial"/>
-          <w:color w:val="434343"/>
-          <w:sz w:val="20"/>
-          <w:szCs w:val="20"/>
-          <w:rtl w:val="0"/>
-        </w:rPr>
-        <w:t xml:space="preserve">Durante el tiempo de su permanencia en la empresa, ha demostrado un elevado sentido de responsabilidad, honestidad, puntualidad, eficiencia y cumplimiento en las labores encomendadas.</w:t>
+          <w:rFonts w:ascii="Arial" w:eastAsia="Arial" w:hAnsi="Arial" w:cs="Arial"/>
+          <w:color w:val="434343"/>
+          <w:sz w:val="20"/>
+          <w:szCs w:val="20"/>
+        </w:rPr>
+        <w:t>Durante el tiempo de su permanencia en la empresa, ha demostrado un elevado sentido de responsabilidad, honestidad, puntualidad, eficiencia y cumplimiento en las labores encomendadas.</w:t>
       </w:r>
     </w:p>
     <w:p>
@@ -175,7 +263,7 @@
         <w:spacing w:line="360" w:lineRule="auto"/>
         <w:jc w:val="both"/>
         <w:rPr>
-          <w:rFonts w:ascii="Arial" w:cs="Arial" w:eastAsia="Arial" w:hAnsi="Arial"/>
+          <w:rFonts w:ascii="Arial" w:eastAsia="Arial" w:hAnsi="Arial" w:cs="Arial"/>
           <w:color w:val="434343"/>
           <w:sz w:val="20"/>
           <w:szCs w:val="20"/>
@@ -183,52 +271,41 @@
       </w:pPr>
       <w:r>
         <w:rPr>
-          <w:rFonts w:ascii="Arial" w:cs="Arial" w:eastAsia="Arial" w:hAnsi="Arial"/>
-          <w:color w:val="434343"/>
-          <w:sz w:val="20"/>
-          <w:szCs w:val="20"/>
-          <w:rtl w:val="0"/>
-        </w:rPr>
-        <w:t xml:space="preserve">Se expide la presente constancia, a solicitud del interesado para los fines que considere conveniente.</w:t>
+          <w:rFonts w:ascii="Arial" w:eastAsia="Arial" w:hAnsi="Arial" w:cs="Arial"/>
+          <w:color w:val="434343"/>
+          <w:sz w:val="20"/>
+          <w:szCs w:val="20"/>
+        </w:rPr>
+        <w:t>Se expide la presente constancia, a solicitud del interesado para los fines que considere conveniente.</w:t>
       </w:r>
     </w:p>
     <w:p>
       <w:pPr>
         <w:spacing w:after="200" w:line="360" w:lineRule="auto"/>
         <w:rPr>
-          <w:rFonts w:ascii="Arial" w:cs="Arial" w:eastAsia="Arial" w:hAnsi="Arial"/>
+          <w:rFonts w:ascii="Arial" w:eastAsia="Arial" w:hAnsi="Arial" w:cs="Arial"/>
           <w:color w:val="434343"/>
           <w:sz w:val="20"/>
           <w:szCs w:val="20"/>
         </w:rPr>
       </w:pPr>
-      <w:r>
-        <w:rPr>
-          <w:rtl w:val="0"/>
-        </w:rPr>
-      </w:r>
     </w:p>
     <w:p>
       <w:pPr>
         <w:spacing w:after="200" w:line="360" w:lineRule="auto"/>
         <w:rPr>
-          <w:rFonts w:ascii="Arial" w:cs="Arial" w:eastAsia="Arial" w:hAnsi="Arial"/>
+          <w:rFonts w:ascii="Arial" w:eastAsia="Arial" w:hAnsi="Arial" w:cs="Arial"/>
           <w:color w:val="434343"/>
           <w:sz w:val="20"/>
           <w:szCs w:val="20"/>
         </w:rPr>
       </w:pPr>
-      <w:r>
-        <w:rPr>
-          <w:rtl w:val="0"/>
-        </w:rPr>
-      </w:r>
     </w:p>
     <w:p>
       <w:pPr>
         <w:spacing w:after="200" w:line="360" w:lineRule="auto"/>
         <w:rPr>
-          <w:rFonts w:ascii="Arial" w:cs="Arial" w:eastAsia="Arial" w:hAnsi="Arial"/>
+          <w:rFonts w:ascii="Arial" w:eastAsia="Arial" w:hAnsi="Arial" w:cs="Arial"/>
           <w:color w:val="434343"/>
           <w:sz w:val="20"/>
           <w:szCs w:val="20"/>
@@ -236,61 +313,57 @@
       </w:pPr>
       <w:r>
         <w:rPr>
-          <w:rFonts w:ascii="Arial" w:cs="Arial" w:eastAsia="Arial" w:hAnsi="Arial"/>
-          <w:color w:val="434343"/>
-          <w:sz w:val="20"/>
-          <w:szCs w:val="20"/>
-          <w:rtl w:val="0"/>
-        </w:rPr>
-        <w:t xml:space="preserve">Lima, 10 de febrero del 2026</w:t>
+          <w:rFonts w:ascii="Arial" w:eastAsia="Arial" w:hAnsi="Arial" w:cs="Arial"/>
+          <w:color w:val="434343"/>
+          <w:sz w:val="20"/>
+          <w:szCs w:val="20"/>
+        </w:rPr>
+        <w:t xml:space="preserve">Lima, </w:t>
+      </w:r>
+      <w:r>
+        <w:rPr>
+          <w:rFonts w:ascii="Arial" w:hAnsi="Arial" w:cs="Arial"/>
+          <w:color w:val="424242"/>
+          <w:sz w:val="20"/>
+          <w:szCs w:val="20"/>
+        </w:rPr>
+        <w:t>{{FECHA_EMISION}}</w:t>
       </w:r>
     </w:p>
     <w:p>
       <w:pPr>
         <w:spacing w:after="200" w:line="360" w:lineRule="auto"/>
         <w:rPr>
-          <w:rFonts w:ascii="Arial" w:cs="Arial" w:eastAsia="Arial" w:hAnsi="Arial"/>
+          <w:rFonts w:ascii="Arial" w:eastAsia="Arial" w:hAnsi="Arial" w:cs="Arial"/>
           <w:color w:val="434343"/>
           <w:sz w:val="20"/>
           <w:szCs w:val="20"/>
         </w:rPr>
       </w:pPr>
-      <w:r>
-        <w:rPr>
-          <w:rtl w:val="0"/>
-        </w:rPr>
-      </w:r>
     </w:p>
     <w:p>
       <w:pPr>
         <w:spacing w:after="200" w:line="360" w:lineRule="auto"/>
         <w:rPr>
-          <w:rFonts w:ascii="Arial" w:cs="Arial" w:eastAsia="Arial" w:hAnsi="Arial"/>
+          <w:rFonts w:ascii="Arial" w:eastAsia="Arial" w:hAnsi="Arial" w:cs="Arial"/>
           <w:color w:val="434343"/>
           <w:sz w:val="20"/>
           <w:szCs w:val="20"/>
         </w:rPr>
       </w:pPr>
-      <w:r>
-        <w:rPr>
-          <w:rtl w:val="0"/>
-        </w:rPr>
-      </w:r>
     </w:p>
     <w:p>
       <w:pPr>
         <w:rPr>
-          <w:rFonts w:ascii="Arial" w:cs="Arial" w:eastAsia="Arial" w:hAnsi="Arial"/>
+          <w:rFonts w:ascii="Arial" w:eastAsia="Arial" w:hAnsi="Arial" w:cs="Arial"/>
         </w:rPr>
       </w:pPr>
       <w:r>
         <w:rPr>
-          <w:rtl w:val="0"/>
-        </w:rPr>
-      </w:r>
-      <w:r>
+          <w:noProof/>
+        </w:rPr>
         <w:drawing>
-          <wp:anchor allowOverlap="1" behindDoc="1" distB="0" distT="0" distL="0" distR="0" hidden="0" layoutInCell="1" locked="0" relativeHeight="0" simplePos="0">
+          <wp:anchor distT="0" distB="0" distL="0" distR="0" simplePos="0" relativeHeight="251658240" behindDoc="1" locked="0" layoutInCell="1" hidden="0" allowOverlap="1" wp14:anchorId="1BA4E2EF" wp14:editId="1FA2A98B">
             <wp:simplePos x="0" y="0"/>
             <wp:positionH relativeFrom="column">
               <wp:posOffset>3891915</wp:posOffset>
@@ -299,19 +372,20 @@
               <wp:posOffset>69850</wp:posOffset>
             </wp:positionV>
             <wp:extent cx="1270000" cy="544830"/>
-            <wp:effectExtent b="0" l="0" r="0" t="0"/>
+            <wp:effectExtent l="0" t="0" r="0" b="0"/>
             <wp:wrapNone/>
-            <wp:docPr descr="Texto&#10;&#10;El contenido generado por IA puede ser incorrecto." id="1094" name="image5.png"/>
-            <a:graphic>
+            <wp:docPr id="1094" name="image5.png" descr="Texto&#10;&#10;El contenido generado por IA puede ser incorrecto."/>
+            <wp:cNvGraphicFramePr/>
+            <a:graphic xmlns:a="http://schemas.openxmlformats.org/drawingml/2006/main">
               <a:graphicData uri="http://schemas.openxmlformats.org/drawingml/2006/picture">
-                <pic:pic>
+                <pic:pic xmlns:pic="http://schemas.openxmlformats.org/drawingml/2006/picture">
                   <pic:nvPicPr>
-                    <pic:cNvPr descr="Texto&#10;&#10;El contenido generado por IA puede ser incorrecto." id="0" name="image5.png"/>
+                    <pic:cNvPr id="0" name="image5.png" descr="Texto&#10;&#10;El contenido generado por IA puede ser incorrecto."/>
                     <pic:cNvPicPr preferRelativeResize="0"/>
                   </pic:nvPicPr>
                   <pic:blipFill>
                     <a:blip r:embed="rId7"/>
-                    <a:srcRect b="0" l="0" r="0" t="0"/>
+                    <a:srcRect/>
                     <a:stretch>
                       <a:fillRect/>
                     </a:stretch>
@@ -321,7 +395,9 @@
                       <a:off x="0" y="0"/>
                       <a:ext cx="1270000" cy="544830"/>
                     </a:xfrm>
-                    <a:prstGeom prst="rect"/>
+                    <a:prstGeom prst="rect">
+                      <a:avLst/>
+                    </a:prstGeom>
                     <a:ln/>
                   </pic:spPr>
                 </pic:pic>
@@ -331,10 +407,13 @@
         </w:drawing>
       </w:r>
       <w:r>
+        <w:rPr>
+          <w:noProof/>
+        </w:rPr>
         <mc:AlternateContent>
-          <mc:Choice Requires="wpg">
+          <mc:Choice Requires="wps">
             <w:drawing>
-              <wp:anchor allowOverlap="1" behindDoc="0" distB="0" distT="0" distL="114300" distR="114300" hidden="0" layoutInCell="1" locked="0" relativeHeight="0" simplePos="0">
+              <wp:anchor distT="0" distB="0" distL="114300" distR="114300" simplePos="0" relativeHeight="251659264" behindDoc="0" locked="0" layoutInCell="1" hidden="0" allowOverlap="1" wp14:anchorId="3E4EEE3F" wp14:editId="7516BBED">
                 <wp:simplePos x="0" y="0"/>
                 <wp:positionH relativeFrom="column">
                   <wp:posOffset>3162301</wp:posOffset>
@@ -343,14 +422,14 @@
                   <wp:posOffset>469266</wp:posOffset>
                 </wp:positionV>
                 <wp:extent cx="2747645" cy="885825"/>
-                <wp:effectExtent b="0" l="0" r="0" t="0"/>
+                <wp:effectExtent l="0" t="0" r="0" b="0"/>
                 <wp:wrapNone/>
-                <wp:docPr id="1093" name=""/>
-                <a:graphic>
+                <wp:docPr id="1093" name="Rectángulo 1093"/>
+                <wp:cNvGraphicFramePr/>
+                <a:graphic xmlns:a="http://schemas.openxmlformats.org/drawingml/2006/main">
                   <a:graphicData uri="http://schemas.microsoft.com/office/word/2010/wordprocessingShape">
                     <wps:wsp>
                       <wps:cNvSpPr/>
-                      <wps:cNvPr id="2" name="Shape 2"/>
                       <wps:spPr>
                         <a:xfrm>
                           <a:off x="3981703" y="3346613"/>
@@ -368,167 +447,82 @@
                         <w:txbxContent>
                           <w:p>
                             <w:pPr>
-                              <w:spacing w:after="0" w:before="0" w:line="258.0000114440918"/>
-                              <w:ind w:left="0" w:right="0" w:firstLine="0"/>
+                              <w:spacing w:after="0" w:line="258" w:lineRule="auto"/>
                               <w:jc w:val="center"/>
                               <w:textDirection w:val="btLr"/>
                             </w:pPr>
                             <w:r>
                               <w:rPr>
-                                <w:rFonts w:ascii="Century Gothic" w:cs="Century Gothic" w:eastAsia="Century Gothic" w:hAnsi="Century Gothic"/>
-                                <w:b w:val="1"/>
-                                <w:i w:val="0"/>
-                                <w:smallCaps w:val="0"/>
-                                <w:strike w:val="0"/>
+                                <w:rFonts w:ascii="Century Gothic" w:eastAsia="Century Gothic" w:hAnsi="Century Gothic" w:cs="Century Gothic"/>
+                                <w:b/>
                                 <w:color w:val="455258"/>
                                 <w:sz w:val="16"/>
-                                <w:vertAlign w:val="baseline"/>
                               </w:rPr>
-                              <w:t xml:space="preserve">………………………………..………………..</w:t>
+                              <w:t>………………………………..………………..</w:t>
                             </w:r>
                           </w:p>
                           <w:p>
                             <w:pPr>
-                              <w:spacing w:after="0" w:before="0" w:line="258.0000114440918"/>
-                              <w:ind w:left="0" w:right="0" w:firstLine="0"/>
+                              <w:spacing w:after="0" w:line="258" w:lineRule="auto"/>
                               <w:jc w:val="center"/>
                               <w:textDirection w:val="btLr"/>
                             </w:pPr>
                             <w:r>
                               <w:rPr>
-                                <w:rFonts w:ascii="Century Gothic" w:cs="Century Gothic" w:eastAsia="Century Gothic" w:hAnsi="Century Gothic"/>
-                                <w:b w:val="1"/>
-                                <w:i w:val="0"/>
-                                <w:smallCaps w:val="0"/>
-                                <w:strike w:val="0"/>
+                                <w:rFonts w:ascii="Century Gothic" w:eastAsia="Century Gothic" w:hAnsi="Century Gothic" w:cs="Century Gothic"/>
                                 <w:color w:val="455258"/>
                                 <w:sz w:val="16"/>
-                                <w:vertAlign w:val="baseline"/>
                               </w:rPr>
-                            </w:r>
-                            <w:r>
-                              <w:rPr>
-                                <w:rFonts w:ascii="Century Gothic" w:cs="Century Gothic" w:eastAsia="Century Gothic" w:hAnsi="Century Gothic"/>
-                                <w:b w:val="0"/>
-                                <w:i w:val="0"/>
-                                <w:smallCaps w:val="0"/>
-                                <w:strike w:val="0"/>
-                                <w:color w:val="455258"/>
-                                <w:sz w:val="16"/>
-                                <w:vertAlign w:val="baseline"/>
-                              </w:rPr>
-                              <w:t xml:space="preserve">Yuri César Atanacio Anchiraico</w:t>
+                              <w:t>Yuri César Atanacio Anchiraico</w:t>
                             </w:r>
                           </w:p>
                           <w:p>
                             <w:pPr>
-                              <w:spacing w:after="0" w:before="0" w:line="258.0000114440918"/>
-                              <w:ind w:left="0" w:right="0" w:firstLine="0"/>
+                              <w:spacing w:after="0" w:line="258" w:lineRule="auto"/>
                               <w:jc w:val="center"/>
                               <w:textDirection w:val="btLr"/>
                             </w:pPr>
                             <w:r>
                               <w:rPr>
-                                <w:rFonts w:ascii="Century Gothic" w:cs="Century Gothic" w:eastAsia="Century Gothic" w:hAnsi="Century Gothic"/>
-                                <w:b w:val="0"/>
-                                <w:i w:val="0"/>
-                                <w:smallCaps w:val="0"/>
-                                <w:strike w:val="0"/>
+                                <w:rFonts w:ascii="Century Gothic" w:eastAsia="Century Gothic" w:hAnsi="Century Gothic" w:cs="Century Gothic"/>
                                 <w:color w:val="455258"/>
                                 <w:sz w:val="16"/>
-                                <w:vertAlign w:val="baseline"/>
                               </w:rPr>
-                            </w:r>
-                            <w:r>
-                              <w:rPr>
-                                <w:rFonts w:ascii="Century Gothic" w:cs="Century Gothic" w:eastAsia="Century Gothic" w:hAnsi="Century Gothic"/>
-                                <w:b w:val="0"/>
-                                <w:i w:val="0"/>
-                                <w:smallCaps w:val="0"/>
-                                <w:strike w:val="0"/>
-                                <w:color w:val="455258"/>
-                                <w:sz w:val="16"/>
-                                <w:vertAlign w:val="baseline"/>
-                              </w:rPr>
-                              <w:t xml:space="preserve">Gerente General</w:t>
+                              <w:t>Gerente General</w:t>
                             </w:r>
                           </w:p>
                           <w:p>
                             <w:pPr>
-                              <w:spacing w:after="0" w:before="0" w:line="258.0000114440918"/>
-                              <w:ind w:left="0" w:right="0" w:firstLine="0"/>
+                              <w:spacing w:after="0" w:line="258" w:lineRule="auto"/>
                               <w:jc w:val="center"/>
                               <w:textDirection w:val="btLr"/>
                             </w:pPr>
                             <w:r>
                               <w:rPr>
-                                <w:rFonts w:ascii="Century Gothic" w:cs="Century Gothic" w:eastAsia="Century Gothic" w:hAnsi="Century Gothic"/>
-                                <w:b w:val="0"/>
-                                <w:i w:val="0"/>
-                                <w:smallCaps w:val="0"/>
-                                <w:strike w:val="0"/>
+                                <w:rFonts w:ascii="Century Gothic" w:eastAsia="Century Gothic" w:hAnsi="Century Gothic" w:cs="Century Gothic"/>
+                                <w:b/>
                                 <w:color w:val="455258"/>
                                 <w:sz w:val="16"/>
-                                <w:vertAlign w:val="baseline"/>
                               </w:rPr>
-                            </w:r>
-                            <w:r>
-                              <w:rPr>
-                                <w:rFonts w:ascii="Century Gothic" w:cs="Century Gothic" w:eastAsia="Century Gothic" w:hAnsi="Century Gothic"/>
-                                <w:b w:val="1"/>
-                                <w:i w:val="0"/>
-                                <w:smallCaps w:val="0"/>
-                                <w:strike w:val="0"/>
-                                <w:color w:val="455258"/>
-                                <w:sz w:val="16"/>
-                                <w:vertAlign w:val="baseline"/>
-                              </w:rPr>
-                              <w:t xml:space="preserve">GM INGENIEROS Y CONSULTORES SAC</w:t>
+                              <w:t>GM INGENIEROS Y CONSULTORES SAC</w:t>
                             </w:r>
                           </w:p>
                           <w:p>
                             <w:pPr>
-                              <w:spacing w:after="160" w:before="0" w:line="258.0000114440918"/>
-                              <w:ind w:left="0" w:right="0" w:firstLine="0"/>
-                              <w:jc w:val="left"/>
+                              <w:spacing w:line="258" w:lineRule="auto"/>
                               <w:textDirection w:val="btLr"/>
                             </w:pPr>
-                            <w:r>
-                              <w:rPr>
-                                <w:rFonts w:ascii="Century Gothic" w:cs="Century Gothic" w:eastAsia="Century Gothic" w:hAnsi="Century Gothic"/>
-                                <w:b w:val="1"/>
-                                <w:i w:val="0"/>
-                                <w:smallCaps w:val="0"/>
-                                <w:strike w:val="0"/>
-                                <w:color w:val="455258"/>
-                                <w:sz w:val="16"/>
-                                <w:vertAlign w:val="baseline"/>
-                              </w:rPr>
-                            </w:r>
                           </w:p>
                           <w:p>
                             <w:pPr>
-                              <w:spacing w:after="160" w:before="0" w:line="360"/>
-                              <w:ind w:left="0" w:right="0" w:firstLine="0"/>
+                              <w:spacing w:line="360" w:lineRule="auto"/>
                               <w:jc w:val="both"/>
                               <w:textDirection w:val="btLr"/>
                             </w:pPr>
-                            <w:r>
-                              <w:rPr>
-                                <w:rFonts w:ascii="Century Gothic" w:cs="Century Gothic" w:eastAsia="Century Gothic" w:hAnsi="Century Gothic"/>
-                                <w:b w:val="1"/>
-                                <w:i w:val="0"/>
-                                <w:smallCaps w:val="0"/>
-                                <w:strike w:val="0"/>
-                                <w:color w:val="455258"/>
-                                <w:sz w:val="16"/>
-                                <w:vertAlign w:val="baseline"/>
-                              </w:rPr>
-                            </w:r>
                           </w:p>
                         </w:txbxContent>
                       </wps:txbx>
-                      <wps:bodyPr anchorCtr="0" anchor="t" bIns="45700" lIns="91425" spcFirstLastPara="1" rIns="91425" wrap="square" tIns="45700">
+                      <wps:bodyPr spcFirstLastPara="1" wrap="square" lIns="91425" tIns="45700" rIns="91425" bIns="45700" anchor="t" anchorCtr="0">
                         <a:noAutofit/>
                       </wps:bodyPr>
                     </wps:wsp>
@@ -538,52 +532,98 @@
             </w:drawing>
           </mc:Choice>
           <mc:Fallback>
-            <w:drawing>
-              <wp:anchor allowOverlap="1" behindDoc="0" distB="0" distT="0" distL="114300" distR="114300" hidden="0" layoutInCell="1" locked="0" relativeHeight="0" simplePos="0">
-                <wp:simplePos x="0" y="0"/>
-                <wp:positionH relativeFrom="column">
-                  <wp:posOffset>3162301</wp:posOffset>
-                </wp:positionH>
-                <wp:positionV relativeFrom="paragraph">
-                  <wp:posOffset>469266</wp:posOffset>
-                </wp:positionV>
-                <wp:extent cx="2747645" cy="885825"/>
-                <wp:effectExtent b="0" l="0" r="0" t="0"/>
-                <wp:wrapNone/>
-                <wp:docPr id="1093" name="image8.png"/>
-                <a:graphic>
-                  <a:graphicData uri="http://schemas.openxmlformats.org/drawingml/2006/picture">
-                    <pic:pic>
-                      <pic:nvPicPr>
-                        <pic:cNvPr id="0" name="image8.png"/>
-                        <pic:cNvPicPr preferRelativeResize="0"/>
-                      </pic:nvPicPr>
-                      <pic:blipFill>
-                        <a:blip r:embed="rId8"/>
-                        <a:srcRect/>
-                        <a:stretch>
-                          <a:fillRect/>
-                        </a:stretch>
-                      </pic:blipFill>
-                      <pic:spPr>
-                        <a:xfrm>
-                          <a:off x="0" y="0"/>
-                          <a:ext cx="2747645" cy="885825"/>
-                        </a:xfrm>
-                        <a:prstGeom prst="rect"/>
-                        <a:ln/>
-                      </pic:spPr>
-                    </pic:pic>
-                  </a:graphicData>
-                </a:graphic>
-              </wp:anchor>
-            </w:drawing>
+            <w:pict>
+              <v:rect w14:anchorId="3E4EEE3F" id="Rectángulo 1093" o:spid="_x0000_s1026" style="position:absolute;margin-left:249pt;margin-top:36.95pt;width:216.35pt;height:69.75pt;z-index:251659264;visibility:visible;mso-wrap-style:square;mso-wrap-distance-left:9pt;mso-wrap-distance-top:0;mso-wrap-distance-right:9pt;mso-wrap-distance-bottom:0;mso-position-horizontal:absolute;mso-position-horizontal-relative:text;mso-position-vertical:absolute;mso-position-vertical-relative:text;v-text-anchor:top" o:gfxdata="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" filled="f" stroked="f">
+                <v:textbox inset="2.53958mm,1.2694mm,2.53958mm,1.2694mm">
+                  <w:txbxContent>
+                    <w:p>
+                      <w:pPr>
+                        <w:spacing w:after="0" w:line="258" w:lineRule="auto"/>
+                        <w:jc w:val="center"/>
+                        <w:textDirection w:val="btLr"/>
+                      </w:pPr>
+                      <w:r>
+                        <w:rPr>
+                          <w:rFonts w:ascii="Century Gothic" w:eastAsia="Century Gothic" w:hAnsi="Century Gothic" w:cs="Century Gothic"/>
+                          <w:b/>
+                          <w:color w:val="455258"/>
+                          <w:sz w:val="16"/>
+                        </w:rPr>
+                        <w:t>………………………………..………………..</w:t>
+                      </w:r>
+                    </w:p>
+                    <w:p>
+                      <w:pPr>
+                        <w:spacing w:after="0" w:line="258" w:lineRule="auto"/>
+                        <w:jc w:val="center"/>
+                        <w:textDirection w:val="btLr"/>
+                      </w:pPr>
+                      <w:r>
+                        <w:rPr>
+                          <w:rFonts w:ascii="Century Gothic" w:eastAsia="Century Gothic" w:hAnsi="Century Gothic" w:cs="Century Gothic"/>
+                          <w:color w:val="455258"/>
+                          <w:sz w:val="16"/>
+                        </w:rPr>
+                        <w:t>Yuri César Atanacio Anchiraico</w:t>
+                      </w:r>
+                    </w:p>
+                    <w:p>
+                      <w:pPr>
+                        <w:spacing w:after="0" w:line="258" w:lineRule="auto"/>
+                        <w:jc w:val="center"/>
+                        <w:textDirection w:val="btLr"/>
+                      </w:pPr>
+                      <w:r>
+                        <w:rPr>
+                          <w:rFonts w:ascii="Century Gothic" w:eastAsia="Century Gothic" w:hAnsi="Century Gothic" w:cs="Century Gothic"/>
+                          <w:color w:val="455258"/>
+                          <w:sz w:val="16"/>
+                        </w:rPr>
+                        <w:t>Gerente General</w:t>
+                      </w:r>
+                    </w:p>
+                    <w:p>
+                      <w:pPr>
+                        <w:spacing w:after="0" w:line="258" w:lineRule="auto"/>
+                        <w:jc w:val="center"/>
+                        <w:textDirection w:val="btLr"/>
+                      </w:pPr>
+                      <w:r>
+                        <w:rPr>
+                          <w:rFonts w:ascii="Century Gothic" w:eastAsia="Century Gothic" w:hAnsi="Century Gothic" w:cs="Century Gothic"/>
+                          <w:b/>
+                          <w:color w:val="455258"/>
+                          <w:sz w:val="16"/>
+                        </w:rPr>
+                        <w:t>GM INGENIEROS Y CONSULTORES SAC</w:t>
+                      </w:r>
+                    </w:p>
+                    <w:p>
+                      <w:pPr>
+                        <w:spacing w:line="258" w:lineRule="auto"/>
+                        <w:textDirection w:val="btLr"/>
+                      </w:pPr>
+                    </w:p>
+                    <w:p>
+                      <w:pPr>
+                        <w:spacing w:line="360" w:lineRule="auto"/>
+                        <w:jc w:val="both"/>
+                        <w:textDirection w:val="btLr"/>
+                      </w:pPr>
+                    </w:p>
+                  </w:txbxContent>
+                </v:textbox>
+              </v:rect>
+            </w:pict>
           </mc:Fallback>
         </mc:AlternateContent>
       </w:r>
       <w:r>
+        <w:rPr>
+          <w:noProof/>
+        </w:rPr>
         <w:drawing>
-          <wp:anchor allowOverlap="1" behindDoc="0" distB="0" distT="0" distL="114300" distR="114300" hidden="0" layoutInCell="1" locked="0" relativeHeight="0" simplePos="0">
+          <wp:anchor distT="0" distB="0" distL="114300" distR="114300" simplePos="0" relativeHeight="251660288" behindDoc="0" locked="0" layoutInCell="1" hidden="0" allowOverlap="1" wp14:anchorId="04347986" wp14:editId="6C26B80F">
             <wp:simplePos x="0" y="0"/>
             <wp:positionH relativeFrom="column">
               <wp:posOffset>4119562</wp:posOffset>
@@ -592,19 +632,20 @@
               <wp:posOffset>180975</wp:posOffset>
             </wp:positionV>
             <wp:extent cx="318642" cy="842330"/>
-            <wp:effectExtent b="0" l="0" r="0" t="0"/>
+            <wp:effectExtent l="0" t="0" r="0" b="0"/>
             <wp:wrapNone/>
-            <wp:docPr descr="Dibujo en blanco y negro&#10;&#10;El contenido generado por IA puede ser incorrecto." id="1099" name="image3.png"/>
-            <a:graphic>
+            <wp:docPr id="1099" name="image3.png" descr="Dibujo en blanco y negro&#10;&#10;El contenido generado por IA puede ser incorrecto."/>
+            <wp:cNvGraphicFramePr/>
+            <a:graphic xmlns:a="http://schemas.openxmlformats.org/drawingml/2006/main">
               <a:graphicData uri="http://schemas.openxmlformats.org/drawingml/2006/picture">
-                <pic:pic>
+                <pic:pic xmlns:pic="http://schemas.openxmlformats.org/drawingml/2006/picture">
                   <pic:nvPicPr>
-                    <pic:cNvPr descr="Dibujo en blanco y negro&#10;&#10;El contenido generado por IA puede ser incorrecto." id="0" name="image3.png"/>
+                    <pic:cNvPr id="0" name="image3.png" descr="Dibujo en blanco y negro&#10;&#10;El contenido generado por IA puede ser incorrecto."/>
                     <pic:cNvPicPr preferRelativeResize="0"/>
                   </pic:nvPicPr>
                   <pic:blipFill>
-                    <a:blip r:embed="rId9"/>
-                    <a:srcRect b="6064" l="25851" r="26064" t="4397"/>
+                    <a:blip r:embed="rId8"/>
+                    <a:srcRect l="25851" t="4397" r="26064" b="6064"/>
                     <a:stretch>
                       <a:fillRect/>
                     </a:stretch>
@@ -614,7 +655,9 @@
                       <a:off x="0" y="0"/>
                       <a:ext cx="318642" cy="842330"/>
                     </a:xfrm>
-                    <a:prstGeom prst="rect"/>
+                    <a:prstGeom prst="rect">
+                      <a:avLst/>
+                    </a:prstGeom>
                     <a:ln/>
                   </pic:spPr>
                 </pic:pic>
@@ -625,62 +668,68 @@
       </w:r>
     </w:p>
     <w:sectPr>
-      <w:headerReference r:id="rId10" w:type="default"/>
-      <w:footerReference r:id="rId11" w:type="default"/>
-      <w:pgSz w:h="16838" w:w="11906" w:orient="portrait"/>
-      <w:pgMar w:bottom="1417" w:top="1417" w:left="1701" w:right="1701" w:header="708" w:footer="708"/>
+      <w:headerReference w:type="default" r:id="rId9"/>
+      <w:footerReference w:type="default" r:id="rId10"/>
+      <w:pgSz w:w="11906" w:h="16838"/>
+      <w:pgMar w:top="1417" w:right="1701" w:bottom="1417" w:left="1701" w:header="708" w:footer="708" w:gutter="0"/>
       <w:pgNumType w:start="1"/>
+      <w:cols w:space="720"/>
     </w:sectPr>
   </w:body>
 </w:document>
 </file>
 
+<file path=word/endnotes.xml><?xml version="1.0" encoding="utf-8"?>
+<w:endnotes xmlns:wpc="http://schemas.microsoft.com/office/word/2010/wordprocessingCanvas" xmlns:cx="http://schemas.microsoft.com/office/drawing/2014/chartex" xmlns:cx1="http://schemas.microsoft.com/office/drawing/2015/9/8/chartex" xmlns:cx2="http://schemas.microsoft.com/office/drawing/2015/10/21/chartex" xmlns:cx3="http://schemas.microsoft.com/office/drawing/2016/5/9/chartex" xmlns:cx4="http://schemas.microsoft.com/office/drawing/2016/5/10/chartex" xmlns:cx5="http://schemas.microsoft.com/office/drawing/2016/5/11/chartex" xmlns:cx6="http://schemas.microsoft.com/office/drawing/2016/5/12/chartex" xmlns:cx7="http://schemas.microsoft.com/office/drawing/2016/5/13/chartex" xmlns:cx8="http://schemas.microsoft.com/office/drawing/2016/5/14/chartex" xmlns:mc="http://schemas.openxmlformats.org/markup-compatibility/2006" xmlns:aink="http://schemas.microsoft.com/office/drawing/2016/ink" xmlns:am3d="http://schemas.microsoft.com/office/drawing/2017/model3d" xmlns:o="urn:schemas-microsoft-com:office:office" xmlns:oel="http://schemas.microsoft.com/office/2019/extlst" xmlns:r="http://schemas.openxmlformats.org/officeDocument/2006/relationships" xmlns:m="http://schemas.openxmlformats.org/officeDocument/2006/math" xmlns:v="urn:schemas-microsoft-com:vml" xmlns:wp14="http://schemas.microsoft.com/office/word/2010/wordprocessingDrawing" xmlns:wp="http://schemas.openxmlformats.org/drawingml/2006/wordprocessingDrawing" xmlns:w10="urn:schemas-microsoft-com:office:word" xmlns:w="http://schemas.openxmlformats.org/wordprocessingml/2006/main" xmlns:w14="http://schemas.microsoft.com/office/word/2010/wordml" xmlns:w15="http://schemas.microsoft.com/office/word/2012/wordml" xmlns:w16cex="http://schemas.microsoft.com/office/word/2018/wordml/cex" xmlns:w16cid="http://schemas.microsoft.com/office/word/2016/wordml/cid" xmlns:w16="http://schemas.microsoft.com/office/word/2018/wordml" xmlns:w16du="http://schemas.microsoft.com/office/word/2023/wordml/word16du" xmlns:w16sdtdh="http://schemas.microsoft.com/office/word/2020/wordml/sdtdatahash" xmlns:w16sdtfl="http://schemas.microsoft.com/office/word/2024/wordml/sdtformatlock" xmlns:w16se="http://schemas.microsoft.com/office/word/2015/wordml/symex" xmlns:wpg="http://schemas.microsoft.com/office/word/2010/wordprocessingGroup" xmlns:wpi="http://schemas.microsoft.com/office/word/2010/wordprocessingInk" xmlns:wne="http://schemas.microsoft.com/office/word/2006/wordml" xmlns:wps="http://schemas.microsoft.com/office/word/2010/wordprocessingShape" mc:Ignorable="w14 w15 w16se w16cid w16 w16cex w16sdtdh w16sdtfl w16du wp14">
+  <w:endnote w:type="separator" w:id="-1">
+    <w:p>
+      <w:pPr>
+        <w:spacing w:after="0" w:line="240" w:lineRule="auto"/>
+      </w:pPr>
+      <w:r>
+        <w:separator/>
+      </w:r>
+    </w:p>
+  </w:endnote>
+  <w:endnote w:type="continuationSeparator" w:id="0">
+    <w:p>
+      <w:pPr>
+        <w:spacing w:after="0" w:line="240" w:lineRule="auto"/>
+      </w:pPr>
+      <w:r>
+        <w:continuationSeparator/>
+      </w:r>
+    </w:p>
+  </w:endnote>
+</w:endnotes>
+</file>
+
 <file path=word/footer1.xml><?xml version="1.0" encoding="utf-8"?>
-<w:ftr xmlns:mc="http://schemas.openxmlformats.org/markup-compatibility/2006" xmlns:o="urn:schemas-microsoft-com:office:office" xmlns:r="http://schemas.openxmlformats.org/officeDocument/2006/relationships" xmlns:m="http://schemas.openxmlformats.org/officeDocument/2006/math" xmlns:v="urn:schemas-microsoft-com:vml" xmlns:wp="http://schemas.openxmlformats.org/drawingml/2006/wordprocessingDrawing" xmlns:w10="urn:schemas-microsoft-com:office:word" xmlns:w="http://schemas.openxmlformats.org/wordprocessingml/2006/main" xmlns:wne="http://schemas.microsoft.com/office/word/2006/wordml" xmlns:sl="http://schemas.openxmlformats.org/schemaLibrary/2006/main" xmlns:a="http://schemas.openxmlformats.org/drawingml/2006/main" xmlns:pic="http://schemas.openxmlformats.org/drawingml/2006/picture" xmlns:c="http://schemas.openxmlformats.org/drawingml/2006/chart" xmlns:lc="http://schemas.openxmlformats.org/drawingml/2006/lockedCanvas" xmlns:dgm="http://schemas.openxmlformats.org/drawingml/2006/diagram" xmlns:wps="http://schemas.microsoft.com/office/word/2010/wordprocessingShape" xmlns:wpg="http://schemas.microsoft.com/office/word/2010/wordprocessingGroup" xmlns:w14="http://schemas.microsoft.com/office/word/2010/wordml" xmlns:w15="http://schemas.microsoft.com/office/word/2012/wordml" xmlns:w16="http://schemas.microsoft.com/office/word/2018/wordml" xmlns:w16cex="http://schemas.microsoft.com/office/word/2018/wordml/cex" xmlns:w16cid="http://schemas.microsoft.com/office/word/2016/wordml/cid" xmlns="http://schemas.microsoft.com/office/tasks/2019/documenttasks" xmlns:cr="http://schemas.microsoft.com/office/comments/2020/reactions">
+<w:ftr xmlns:wpc="http://schemas.microsoft.com/office/word/2010/wordprocessingCanvas" xmlns:cx="http://schemas.microsoft.com/office/drawing/2014/chartex" xmlns:cx1="http://schemas.microsoft.com/office/drawing/2015/9/8/chartex" xmlns:cx2="http://schemas.microsoft.com/office/drawing/2015/10/21/chartex" xmlns:cx3="http://schemas.microsoft.com/office/drawing/2016/5/9/chartex" xmlns:cx4="http://schemas.microsoft.com/office/drawing/2016/5/10/chartex" xmlns:cx5="http://schemas.microsoft.com/office/drawing/2016/5/11/chartex" xmlns:cx6="http://schemas.microsoft.com/office/drawing/2016/5/12/chartex" xmlns:cx7="http://schemas.microsoft.com/office/drawing/2016/5/13/chartex" xmlns:cx8="http://schemas.microsoft.com/office/drawing/2016/5/14/chartex" xmlns:mc="http://schemas.openxmlformats.org/markup-compatibility/2006" xmlns:aink="http://schemas.microsoft.com/office/drawing/2016/ink" xmlns:am3d="http://schemas.microsoft.com/office/drawing/2017/model3d" xmlns:o="urn:schemas-microsoft-com:office:office" xmlns:oel="http://schemas.microsoft.com/office/2019/extlst" xmlns:r="http://schemas.openxmlformats.org/officeDocument/2006/relationships" xmlns:m="http://schemas.openxmlformats.org/officeDocument/2006/math" xmlns:v="urn:schemas-microsoft-com:vml" xmlns:wp14="http://schemas.microsoft.com/office/word/2010/wordprocessingDrawing" xmlns:wp="http://schemas.openxmlformats.org/drawingml/2006/wordprocessingDrawing" xmlns:w10="urn:schemas-microsoft-com:office:word" xmlns:w="http://schemas.openxmlformats.org/wordprocessingml/2006/main" xmlns:w14="http://schemas.microsoft.com/office/word/2010/wordml" xmlns:w15="http://schemas.microsoft.com/office/word/2012/wordml" xmlns:w16cex="http://schemas.microsoft.com/office/word/2018/wordml/cex" xmlns:w16cid="http://schemas.microsoft.com/office/word/2016/wordml/cid" xmlns:w16="http://schemas.microsoft.com/office/word/2018/wordml" xmlns:w16du="http://schemas.microsoft.com/office/word/2023/wordml/word16du" xmlns:w16sdtdh="http://schemas.microsoft.com/office/word/2020/wordml/sdtdatahash" xmlns:w16sdtfl="http://schemas.microsoft.com/office/word/2024/wordml/sdtformatlock" xmlns:w16se="http://schemas.microsoft.com/office/word/2015/wordml/symex" xmlns:wpg="http://schemas.microsoft.com/office/word/2010/wordprocessingGroup" xmlns:wpi="http://schemas.microsoft.com/office/word/2010/wordprocessingInk" xmlns:wne="http://schemas.microsoft.com/office/word/2006/wordml" xmlns:wps="http://schemas.microsoft.com/office/word/2010/wordprocessingShape" mc:Ignorable="w14 w15 w16se w16cid w16 w16cex w16sdtdh w16sdtfl w16du wp14">
   <w:p>
     <w:pPr>
-      <w:keepNext w:val="0"/>
-      <w:keepLines w:val="0"/>
-      <w:widowControl w:val="1"/>
       <w:pBdr>
-        <w:top w:space="0" w:sz="0" w:val="nil"/>
-        <w:left w:space="0" w:sz="0" w:val="nil"/>
-        <w:bottom w:space="0" w:sz="0" w:val="nil"/>
-        <w:right w:space="0" w:sz="0" w:val="nil"/>
-        <w:between w:space="0" w:sz="0" w:val="nil"/>
+        <w:top w:val="nil"/>
+        <w:left w:val="nil"/>
+        <w:bottom w:val="nil"/>
+        <w:right w:val="nil"/>
+        <w:between w:val="nil"/>
       </w:pBdr>
-      <w:shd w:fill="auto" w:val="clear"/>
       <w:tabs>
-        <w:tab w:val="center" w:leader="none" w:pos="4252"/>
-        <w:tab w:val="right" w:leader="none" w:pos="8504"/>
+        <w:tab w:val="center" w:pos="4252"/>
+        <w:tab w:val="right" w:pos="8504"/>
       </w:tabs>
-      <w:spacing w:after="0" w:before="0" w:line="240" w:lineRule="auto"/>
-      <w:ind w:left="0" w:right="0" w:firstLine="0"/>
-      <w:jc w:val="left"/>
+      <w:spacing w:after="0" w:line="240" w:lineRule="auto"/>
       <w:rPr>
-        <w:rFonts w:ascii="Calibri" w:cs="Calibri" w:eastAsia="Calibri" w:hAnsi="Calibri"/>
-        <w:b w:val="0"/>
-        <w:bCs w:val="0"/>
-        <w:i w:val="0"/>
-        <w:iCs w:val="0"/>
-        <w:smallCaps w:val="0"/>
-        <w:strike w:val="0"/>
         <w:color w:val="000000"/>
-        <w:sz w:val="22"/>
-        <w:szCs w:val="22"/>
-        <w:u w:val="none"/>
-        <w:shd w:fill="auto" w:val="clear"/>
-        <w:vertAlign w:val="baseline"/>
       </w:rPr>
     </w:pPr>
     <w:r>
       <w:rPr>
-        <w:rtl w:val="0"/>
+        <w:noProof/>
       </w:rPr>
-    </w:r>
-    <w:r>
       <w:drawing>
-        <wp:anchor allowOverlap="1" behindDoc="0" distB="0" distT="0" distL="114300" distR="114300" hidden="0" layoutInCell="1" locked="0" relativeHeight="0" simplePos="0">
+        <wp:anchor distT="0" distB="0" distL="114300" distR="114300" simplePos="0" relativeHeight="251660288" behindDoc="0" locked="0" layoutInCell="1" hidden="0" allowOverlap="1" wp14:anchorId="3AD96649" wp14:editId="4135DD9B">
           <wp:simplePos x="0" y="0"/>
           <wp:positionH relativeFrom="column">
             <wp:posOffset>-1100453</wp:posOffset>
@@ -689,19 +738,20 @@
             <wp:posOffset>-306372</wp:posOffset>
           </wp:positionV>
           <wp:extent cx="7605395" cy="1075899"/>
-          <wp:effectExtent b="0" l="0" r="0" t="0"/>
+          <wp:effectExtent l="0" t="0" r="0" b="0"/>
           <wp:wrapNone/>
-          <wp:docPr descr="Interfaz de usuario gráfica, Aplicación&#10;&#10;El contenido generado por IA puede ser incorrecto." id="1098" name="image6.png"/>
-          <a:graphic>
+          <wp:docPr id="1098" name="image6.png" descr="Interfaz de usuario gráfica, Aplicación&#10;&#10;El contenido generado por IA puede ser incorrecto."/>
+          <wp:cNvGraphicFramePr/>
+          <a:graphic xmlns:a="http://schemas.openxmlformats.org/drawingml/2006/main">
             <a:graphicData uri="http://schemas.openxmlformats.org/drawingml/2006/picture">
-              <pic:pic>
+              <pic:pic xmlns:pic="http://schemas.openxmlformats.org/drawingml/2006/picture">
                 <pic:nvPicPr>
-                  <pic:cNvPr descr="Interfaz de usuario gráfica, Aplicación&#10;&#10;El contenido generado por IA puede ser incorrecto." id="0" name="image6.png"/>
+                  <pic:cNvPr id="0" name="image6.png" descr="Interfaz de usuario gráfica, Aplicación&#10;&#10;El contenido generado por IA puede ser incorrecto."/>
                   <pic:cNvPicPr preferRelativeResize="0"/>
                 </pic:nvPicPr>
                 <pic:blipFill>
                   <a:blip r:embed="rId1"/>
-                  <a:srcRect b="0" l="0" r="0" t="35821"/>
+                  <a:srcRect t="35821"/>
                   <a:stretch>
                     <a:fillRect/>
                   </a:stretch>
@@ -711,7 +761,9 @@
                     <a:off x="0" y="0"/>
                     <a:ext cx="7605395" cy="1075899"/>
                   </a:xfrm>
-                  <a:prstGeom prst="rect"/>
+                  <a:prstGeom prst="rect">
+                    <a:avLst/>
+                  </a:prstGeom>
                   <a:ln/>
                 </pic:spPr>
               </pic:pic>
@@ -723,48 +775,28 @@
   </w:p>
   <w:p>
     <w:pPr>
-      <w:keepNext w:val="0"/>
-      <w:keepLines w:val="0"/>
-      <w:widowControl w:val="1"/>
       <w:pBdr>
-        <w:top w:space="0" w:sz="0" w:val="nil"/>
-        <w:left w:space="0" w:sz="0" w:val="nil"/>
-        <w:bottom w:space="0" w:sz="0" w:val="nil"/>
-        <w:right w:space="0" w:sz="0" w:val="nil"/>
-        <w:between w:space="0" w:sz="0" w:val="nil"/>
+        <w:top w:val="nil"/>
+        <w:left w:val="nil"/>
+        <w:bottom w:val="nil"/>
+        <w:right w:val="nil"/>
+        <w:between w:val="nil"/>
       </w:pBdr>
-      <w:shd w:fill="auto" w:val="clear"/>
       <w:tabs>
-        <w:tab w:val="center" w:leader="none" w:pos="4252"/>
-        <w:tab w:val="right" w:leader="none" w:pos="8504"/>
+        <w:tab w:val="center" w:pos="4252"/>
+        <w:tab w:val="right" w:pos="8504"/>
       </w:tabs>
-      <w:spacing w:after="0" w:before="0" w:line="240" w:lineRule="auto"/>
-      <w:ind w:left="0" w:right="0" w:firstLine="0"/>
-      <w:jc w:val="left"/>
+      <w:spacing w:after="0" w:line="240" w:lineRule="auto"/>
       <w:rPr>
-        <w:rFonts w:ascii="Calibri" w:cs="Calibri" w:eastAsia="Calibri" w:hAnsi="Calibri"/>
-        <w:b w:val="0"/>
-        <w:bCs w:val="0"/>
-        <w:i w:val="0"/>
-        <w:iCs w:val="0"/>
-        <w:smallCaps w:val="0"/>
-        <w:strike w:val="0"/>
         <w:color w:val="000000"/>
-        <w:sz w:val="22"/>
-        <w:szCs w:val="22"/>
-        <w:u w:val="none"/>
-        <w:shd w:fill="auto" w:val="clear"/>
-        <w:vertAlign w:val="baseline"/>
       </w:rPr>
     </w:pPr>
     <w:r>
       <w:rPr>
-        <w:rtl w:val="0"/>
+        <w:noProof/>
       </w:rPr>
-    </w:r>
-    <w:r>
       <w:drawing>
-        <wp:anchor allowOverlap="1" behindDoc="0" distB="0" distT="0" distL="114300" distR="114300" hidden="0" layoutInCell="1" locked="0" relativeHeight="0" simplePos="0">
+        <wp:anchor distT="0" distB="0" distL="114300" distR="114300" simplePos="0" relativeHeight="251661312" behindDoc="0" locked="0" layoutInCell="1" hidden="0" allowOverlap="1" wp14:anchorId="4A835581" wp14:editId="2B7419AB">
           <wp:simplePos x="0" y="0"/>
           <wp:positionH relativeFrom="column">
             <wp:posOffset>-711198</wp:posOffset>
@@ -773,19 +805,20 @@
             <wp:posOffset>-1762123</wp:posOffset>
           </wp:positionV>
           <wp:extent cx="2743200" cy="1487805"/>
-          <wp:effectExtent b="0" l="0" r="0" t="0"/>
+          <wp:effectExtent l="0" t="0" r="0" b="0"/>
           <wp:wrapNone/>
-          <wp:docPr descr="D:\yuri\GERENCIA\34. LOGO EMPRESAS\01.png" id="1096" name="image7.png"/>
-          <a:graphic>
+          <wp:docPr id="1096" name="image7.png" descr="D:\yuri\GERENCIA\34. LOGO EMPRESAS\01.png"/>
+          <wp:cNvGraphicFramePr/>
+          <a:graphic xmlns:a="http://schemas.openxmlformats.org/drawingml/2006/main">
             <a:graphicData uri="http://schemas.openxmlformats.org/drawingml/2006/picture">
-              <pic:pic>
+              <pic:pic xmlns:pic="http://schemas.openxmlformats.org/drawingml/2006/picture">
                 <pic:nvPicPr>
-                  <pic:cNvPr descr="D:\yuri\GERENCIA\34. LOGO EMPRESAS\01.png" id="0" name="image7.png"/>
+                  <pic:cNvPr id="0" name="image7.png" descr="D:\yuri\GERENCIA\34. LOGO EMPRESAS\01.png"/>
                   <pic:cNvPicPr preferRelativeResize="0"/>
                 </pic:nvPicPr>
                 <pic:blipFill>
                   <a:blip r:embed="rId2"/>
-                  <a:srcRect b="0" l="0" r="0" t="0"/>
+                  <a:srcRect/>
                   <a:stretch>
                     <a:fillRect/>
                   </a:stretch>
@@ -795,7 +828,9 @@
                     <a:off x="0" y="0"/>
                     <a:ext cx="2743200" cy="1487805"/>
                   </a:xfrm>
-                  <a:prstGeom prst="rect"/>
+                  <a:prstGeom prst="rect">
+                    <a:avLst/>
+                  </a:prstGeom>
                   <a:ln/>
                 </pic:spPr>
               </pic:pic>
@@ -807,118 +842,92 @@
   </w:p>
   <w:p>
     <w:pPr>
-      <w:keepNext w:val="0"/>
-      <w:keepLines w:val="0"/>
-      <w:widowControl w:val="1"/>
       <w:pBdr>
-        <w:top w:space="0" w:sz="0" w:val="nil"/>
-        <w:left w:space="0" w:sz="0" w:val="nil"/>
-        <w:bottom w:space="0" w:sz="0" w:val="nil"/>
-        <w:right w:space="0" w:sz="0" w:val="nil"/>
-        <w:between w:space="0" w:sz="0" w:val="nil"/>
+        <w:top w:val="nil"/>
+        <w:left w:val="nil"/>
+        <w:bottom w:val="nil"/>
+        <w:right w:val="nil"/>
+        <w:between w:val="nil"/>
       </w:pBdr>
-      <w:shd w:fill="auto" w:val="clear"/>
       <w:tabs>
-        <w:tab w:val="center" w:leader="none" w:pos="4252"/>
-        <w:tab w:val="right" w:leader="none" w:pos="8504"/>
+        <w:tab w:val="center" w:pos="4252"/>
+        <w:tab w:val="right" w:pos="8504"/>
       </w:tabs>
-      <w:spacing w:after="0" w:before="0" w:line="240" w:lineRule="auto"/>
-      <w:ind w:left="0" w:right="0" w:firstLine="0"/>
-      <w:jc w:val="left"/>
+      <w:spacing w:after="0" w:line="240" w:lineRule="auto"/>
       <w:rPr>
-        <w:rFonts w:ascii="Calibri" w:cs="Calibri" w:eastAsia="Calibri" w:hAnsi="Calibri"/>
-        <w:b w:val="0"/>
-        <w:bCs w:val="0"/>
-        <w:i w:val="0"/>
-        <w:iCs w:val="0"/>
-        <w:smallCaps w:val="0"/>
-        <w:strike w:val="0"/>
         <w:color w:val="000000"/>
-        <w:sz w:val="22"/>
-        <w:szCs w:val="22"/>
-        <w:u w:val="none"/>
-        <w:shd w:fill="auto" w:val="clear"/>
-        <w:vertAlign w:val="baseline"/>
+      </w:rPr>
+    </w:pPr>
+  </w:p>
+</w:ftr>
+</file>
+
+<file path=word/footnotes.xml><?xml version="1.0" encoding="utf-8"?>
+<w:footnotes xmlns:wpc="http://schemas.microsoft.com/office/word/2010/wordprocessingCanvas" xmlns:cx="http://schemas.microsoft.com/office/drawing/2014/chartex" xmlns:cx1="http://schemas.microsoft.com/office/drawing/2015/9/8/chartex" xmlns:cx2="http://schemas.microsoft.com/office/drawing/2015/10/21/chartex" xmlns:cx3="http://schemas.microsoft.com/office/drawing/2016/5/9/chartex" xmlns:cx4="http://schemas.microsoft.com/office/drawing/2016/5/10/chartex" xmlns:cx5="http://schemas.microsoft.com/office/drawing/2016/5/11/chartex" xmlns:cx6="http://schemas.microsoft.com/office/drawing/2016/5/12/chartex" xmlns:cx7="http://schemas.microsoft.com/office/drawing/2016/5/13/chartex" xmlns:cx8="http://schemas.microsoft.com/office/drawing/2016/5/14/chartex" xmlns:mc="http://schemas.openxmlformats.org/markup-compatibility/2006" xmlns:aink="http://schemas.microsoft.com/office/drawing/2016/ink" xmlns:am3d="http://schemas.microsoft.com/office/drawing/2017/model3d" xmlns:o="urn:schemas-microsoft-com:office:office" xmlns:oel="http://schemas.microsoft.com/office/2019/extlst" xmlns:r="http://schemas.openxmlformats.org/officeDocument/2006/relationships" xmlns:m="http://schemas.openxmlformats.org/officeDocument/2006/math" xmlns:v="urn:schemas-microsoft-com:vml" xmlns:wp14="http://schemas.microsoft.com/office/word/2010/wordprocessingDrawing" xmlns:wp="http://schemas.openxmlformats.org/drawingml/2006/wordprocessingDrawing" xmlns:w10="urn:schemas-microsoft-com:office:word" xmlns:w="http://schemas.openxmlformats.org/wordprocessingml/2006/main" xmlns:w14="http://schemas.microsoft.com/office/word/2010/wordml" xmlns:w15="http://schemas.microsoft.com/office/word/2012/wordml" xmlns:w16cex="http://schemas.microsoft.com/office/word/2018/wordml/cex" xmlns:w16cid="http://schemas.microsoft.com/office/word/2016/wordml/cid" xmlns:w16="http://schemas.microsoft.com/office/word/2018/wordml" xmlns:w16du="http://schemas.microsoft.com/office/word/2023/wordml/word16du" xmlns:w16sdtdh="http://schemas.microsoft.com/office/word/2020/wordml/sdtdatahash" xmlns:w16sdtfl="http://schemas.microsoft.com/office/word/2024/wordml/sdtformatlock" xmlns:w16se="http://schemas.microsoft.com/office/word/2015/wordml/symex" xmlns:wpg="http://schemas.microsoft.com/office/word/2010/wordprocessingGroup" xmlns:wpi="http://schemas.microsoft.com/office/word/2010/wordprocessingInk" xmlns:wne="http://schemas.microsoft.com/office/word/2006/wordml" xmlns:wps="http://schemas.microsoft.com/office/word/2010/wordprocessingShape" mc:Ignorable="w14 w15 w16se w16cid w16 w16cex w16sdtdh w16sdtfl w16du wp14">
+  <w:footnote w:type="separator" w:id="-1">
+    <w:p>
+      <w:pPr>
+        <w:spacing w:after="0" w:line="240" w:lineRule="auto"/>
+      </w:pPr>
+      <w:r>
+        <w:separator/>
+      </w:r>
+    </w:p>
+  </w:footnote>
+  <w:footnote w:type="continuationSeparator" w:id="0">
+    <w:p>
+      <w:pPr>
+        <w:spacing w:after="0" w:line="240" w:lineRule="auto"/>
+      </w:pPr>
+      <w:r>
+        <w:continuationSeparator/>
+      </w:r>
+    </w:p>
+  </w:footnote>
+</w:footnotes>
+</file>
+
+<file path=word/header1.xml><?xml version="1.0" encoding="utf-8"?>
+<w:hdr xmlns:wpc="http://schemas.microsoft.com/office/word/2010/wordprocessingCanvas" xmlns:cx="http://schemas.microsoft.com/office/drawing/2014/chartex" xmlns:cx1="http://schemas.microsoft.com/office/drawing/2015/9/8/chartex" xmlns:cx2="http://schemas.microsoft.com/office/drawing/2015/10/21/chartex" xmlns:cx3="http://schemas.microsoft.com/office/drawing/2016/5/9/chartex" xmlns:cx4="http://schemas.microsoft.com/office/drawing/2016/5/10/chartex" xmlns:cx5="http://schemas.microsoft.com/office/drawing/2016/5/11/chartex" xmlns:cx6="http://schemas.microsoft.com/office/drawing/2016/5/12/chartex" xmlns:cx7="http://schemas.microsoft.com/office/drawing/2016/5/13/chartex" xmlns:cx8="http://schemas.microsoft.com/office/drawing/2016/5/14/chartex" xmlns:mc="http://schemas.openxmlformats.org/markup-compatibility/2006" xmlns:aink="http://schemas.microsoft.com/office/drawing/2016/ink" xmlns:am3d="http://schemas.microsoft.com/office/drawing/2017/model3d" xmlns:o="urn:schemas-microsoft-com:office:office" xmlns:oel="http://schemas.microsoft.com/office/2019/extlst" xmlns:r="http://schemas.openxmlformats.org/officeDocument/2006/relationships" xmlns:m="http://schemas.openxmlformats.org/officeDocument/2006/math" xmlns:v="urn:schemas-microsoft-com:vml" xmlns:wp14="http://schemas.microsoft.com/office/word/2010/wordprocessingDrawing" xmlns:wp="http://schemas.openxmlformats.org/drawingml/2006/wordprocessingDrawing" xmlns:w10="urn:schemas-microsoft-com:office:word" xmlns:w="http://schemas.openxmlformats.org/wordprocessingml/2006/main" xmlns:w14="http://schemas.microsoft.com/office/word/2010/wordml" xmlns:w15="http://schemas.microsoft.com/office/word/2012/wordml" xmlns:w16cex="http://schemas.microsoft.com/office/word/2018/wordml/cex" xmlns:w16cid="http://schemas.microsoft.com/office/word/2016/wordml/cid" xmlns:w16="http://schemas.microsoft.com/office/word/2018/wordml" xmlns:w16du="http://schemas.microsoft.com/office/word/2023/wordml/word16du" xmlns:w16sdtdh="http://schemas.microsoft.com/office/word/2020/wordml/sdtdatahash" xmlns:w16sdtfl="http://schemas.microsoft.com/office/word/2024/wordml/sdtformatlock" xmlns:w16se="http://schemas.microsoft.com/office/word/2015/wordml/symex" xmlns:wpg="http://schemas.microsoft.com/office/word/2010/wordprocessingGroup" xmlns:wpi="http://schemas.microsoft.com/office/word/2010/wordprocessingInk" xmlns:wne="http://schemas.microsoft.com/office/word/2006/wordml" xmlns:wps="http://schemas.microsoft.com/office/word/2010/wordprocessingShape" mc:Ignorable="w14 w15 w16se w16cid w16 w16cex w16sdtdh w16sdtfl w16du wp14">
+  <w:p>
+    <w:pPr>
+      <w:pBdr>
+        <w:top w:val="nil"/>
+        <w:left w:val="nil"/>
+        <w:bottom w:val="nil"/>
+        <w:right w:val="nil"/>
+        <w:between w:val="nil"/>
+      </w:pBdr>
+      <w:tabs>
+        <w:tab w:val="center" w:pos="4252"/>
+        <w:tab w:val="right" w:pos="8504"/>
+      </w:tabs>
+      <w:spacing w:after="0" w:line="240" w:lineRule="auto"/>
+      <w:rPr>
+        <w:color w:val="000000"/>
       </w:rPr>
     </w:pPr>
     <w:r>
       <w:rPr>
-        <w:rtl w:val="0"/>
-      </w:rPr>
-    </w:r>
-  </w:p>
-</w:ftr>
-</file>
-
-<file path=word/header1.xml><?xml version="1.0" encoding="utf-8"?>
-<w:hdr xmlns:mc="http://schemas.openxmlformats.org/markup-compatibility/2006" xmlns:o="urn:schemas-microsoft-com:office:office" xmlns:r="http://schemas.openxmlformats.org/officeDocument/2006/relationships" xmlns:m="http://schemas.openxmlformats.org/officeDocument/2006/math" xmlns:v="urn:schemas-microsoft-com:vml" xmlns:wp="http://schemas.openxmlformats.org/drawingml/2006/wordprocessingDrawing" xmlns:w10="urn:schemas-microsoft-com:office:word" xmlns:w="http://schemas.openxmlformats.org/wordprocessingml/2006/main" xmlns:wne="http://schemas.microsoft.com/office/word/2006/wordml" xmlns:sl="http://schemas.openxmlformats.org/schemaLibrary/2006/main" xmlns:a="http://schemas.openxmlformats.org/drawingml/2006/main" xmlns:pic="http://schemas.openxmlformats.org/drawingml/2006/picture" xmlns:c="http://schemas.openxmlformats.org/drawingml/2006/chart" xmlns:lc="http://schemas.openxmlformats.org/drawingml/2006/lockedCanvas" xmlns:dgm="http://schemas.openxmlformats.org/drawingml/2006/diagram" xmlns:wps="http://schemas.microsoft.com/office/word/2010/wordprocessingShape" xmlns:wpg="http://schemas.microsoft.com/office/word/2010/wordprocessingGroup" xmlns:w14="http://schemas.microsoft.com/office/word/2010/wordml" xmlns:w15="http://schemas.microsoft.com/office/word/2012/wordml" xmlns:w16="http://schemas.microsoft.com/office/word/2018/wordml" xmlns:w16cex="http://schemas.microsoft.com/office/word/2018/wordml/cex" xmlns:w16cid="http://schemas.microsoft.com/office/word/2016/wordml/cid" xmlns="http://schemas.microsoft.com/office/tasks/2019/documenttasks" xmlns:cr="http://schemas.microsoft.com/office/comments/2020/reactions">
-  <w:p>
-    <w:pPr>
-      <w:keepNext w:val="0"/>
-      <w:keepLines w:val="0"/>
-      <w:widowControl w:val="1"/>
-      <w:pBdr>
-        <w:top w:space="0" w:sz="0" w:val="nil"/>
-        <w:left w:space="0" w:sz="0" w:val="nil"/>
-        <w:bottom w:space="0" w:sz="0" w:val="nil"/>
-        <w:right w:space="0" w:sz="0" w:val="nil"/>
-        <w:between w:space="0" w:sz="0" w:val="nil"/>
-      </w:pBdr>
-      <w:shd w:fill="auto" w:val="clear"/>
-      <w:tabs>
-        <w:tab w:val="center" w:leader="none" w:pos="4252"/>
-        <w:tab w:val="right" w:leader="none" w:pos="8504"/>
-      </w:tabs>
-      <w:spacing w:after="0" w:before="0" w:line="240" w:lineRule="auto"/>
-      <w:ind w:left="0" w:right="0" w:firstLine="0"/>
-      <w:jc w:val="left"/>
-      <w:rPr>
-        <w:rFonts w:ascii="Calibri" w:cs="Calibri" w:eastAsia="Calibri" w:hAnsi="Calibri"/>
-        <w:b w:val="0"/>
-        <w:bCs w:val="0"/>
-        <w:i w:val="0"/>
-        <w:iCs w:val="0"/>
-        <w:smallCaps w:val="0"/>
-        <w:strike w:val="0"/>
+        <w:noProof/>
         <w:color w:val="000000"/>
-        <w:sz w:val="22"/>
-        <w:szCs w:val="22"/>
-        <w:u w:val="none"/>
-        <w:shd w:fill="auto" w:val="clear"/>
-        <w:vertAlign w:val="baseline"/>
-      </w:rPr>
-    </w:pPr>
-    <w:r>
-      <w:rPr>
-        <w:rFonts w:ascii="Calibri" w:cs="Calibri" w:eastAsia="Calibri" w:hAnsi="Calibri"/>
-        <w:b w:val="0"/>
-        <w:bCs w:val="0"/>
-        <w:i w:val="0"/>
-        <w:iCs w:val="0"/>
-        <w:smallCaps w:val="0"/>
-        <w:strike w:val="0"/>
-        <w:color w:val="000000"/>
-        <w:sz w:val="22"/>
-        <w:szCs w:val="22"/>
-        <w:u w:val="none"/>
-        <w:shd w:fill="auto" w:val="clear"/>
-        <w:vertAlign w:val="baseline"/>
       </w:rPr>
       <w:drawing>
-        <wp:inline distB="0" distT="0" distL="0" distR="0">
+        <wp:inline distT="0" distB="0" distL="0" distR="0" wp14:anchorId="49DF368A" wp14:editId="133C387B">
           <wp:extent cx="5495422" cy="1049455"/>
-          <wp:effectExtent b="0" l="0" r="0" t="0"/>
-          <wp:docPr descr="Texto&#10;&#10;El contenido generado por IA puede ser incorrecto." id="1100" name="image1.png"/>
-          <a:graphic>
+          <wp:effectExtent l="0" t="0" r="0" b="0"/>
+          <wp:docPr id="1100" name="image1.png" descr="Texto&#10;&#10;El contenido generado por IA puede ser incorrecto."/>
+          <wp:cNvGraphicFramePr/>
+          <a:graphic xmlns:a="http://schemas.openxmlformats.org/drawingml/2006/main">
             <a:graphicData uri="http://schemas.openxmlformats.org/drawingml/2006/picture">
-              <pic:pic>
+              <pic:pic xmlns:pic="http://schemas.openxmlformats.org/drawingml/2006/picture">
                 <pic:nvPicPr>
-                  <pic:cNvPr descr="Texto&#10;&#10;El contenido generado por IA puede ser incorrecto." id="0" name="image1.png"/>
+                  <pic:cNvPr id="0" name="image1.png" descr="Texto&#10;&#10;El contenido generado por IA puede ser incorrecto."/>
                   <pic:cNvPicPr preferRelativeResize="0"/>
                 </pic:nvPicPr>
                 <pic:blipFill>
                   <a:blip r:embed="rId1"/>
-                  <a:srcRect b="0" l="0" r="0" t="0"/>
+                  <a:srcRect/>
                   <a:stretch>
                     <a:fillRect/>
                   </a:stretch>
@@ -928,7 +937,9 @@
                     <a:off x="0" y="0"/>
                     <a:ext cx="5495422" cy="1049455"/>
                   </a:xfrm>
-                  <a:prstGeom prst="rect"/>
+                  <a:prstGeom prst="rect">
+                    <a:avLst/>
+                  </a:prstGeom>
                   <a:ln/>
                 </pic:spPr>
               </pic:pic>
@@ -939,12 +950,10 @@
     </w:r>
     <w:r>
       <w:rPr>
-        <w:rtl w:val="0"/>
+        <w:noProof/>
       </w:rPr>
-    </w:r>
-    <w:r>
       <w:drawing>
-        <wp:anchor allowOverlap="1" behindDoc="1" distB="0" distT="0" distL="0" distR="0" hidden="0" layoutInCell="1" locked="0" relativeHeight="0" simplePos="0">
+        <wp:anchor distT="0" distB="0" distL="0" distR="0" simplePos="0" relativeHeight="251658240" behindDoc="1" locked="0" layoutInCell="1" hidden="0" allowOverlap="1" wp14:anchorId="084F9330" wp14:editId="6FCE5D5E">
           <wp:simplePos x="0" y="0"/>
           <wp:positionH relativeFrom="column">
             <wp:posOffset>-225948</wp:posOffset>
@@ -953,19 +962,20 @@
             <wp:posOffset>1797050</wp:posOffset>
           </wp:positionV>
           <wp:extent cx="5974715" cy="5623560"/>
-          <wp:effectExtent b="0" l="0" r="0" t="0"/>
+          <wp:effectExtent l="0" t="0" r="0" b="0"/>
           <wp:wrapNone/>
-          <wp:docPr descr="D:\yuri\GERENCIA\34. LOGO EMPRESAS\04.png" id="1097" name="image2.png"/>
-          <a:graphic>
+          <wp:docPr id="1097" name="image2.png" descr="D:\yuri\GERENCIA\34. LOGO EMPRESAS\04.png"/>
+          <wp:cNvGraphicFramePr/>
+          <a:graphic xmlns:a="http://schemas.openxmlformats.org/drawingml/2006/main">
             <a:graphicData uri="http://schemas.openxmlformats.org/drawingml/2006/picture">
-              <pic:pic>
+              <pic:pic xmlns:pic="http://schemas.openxmlformats.org/drawingml/2006/picture">
                 <pic:nvPicPr>
-                  <pic:cNvPr descr="D:\yuri\GERENCIA\34. LOGO EMPRESAS\04.png" id="0" name="image2.png"/>
+                  <pic:cNvPr id="0" name="image2.png" descr="D:\yuri\GERENCIA\34. LOGO EMPRESAS\04.png"/>
                   <pic:cNvPicPr preferRelativeResize="0"/>
                 </pic:nvPicPr>
                 <pic:blipFill>
                   <a:blip r:embed="rId2"/>
-                  <a:srcRect b="0" l="0" r="0" t="0"/>
+                  <a:srcRect/>
                   <a:stretch>
                     <a:fillRect/>
                   </a:stretch>
@@ -975,7 +985,9 @@
                     <a:off x="0" y="0"/>
                     <a:ext cx="5974715" cy="5623560"/>
                   </a:xfrm>
-                  <a:prstGeom prst="rect"/>
+                  <a:prstGeom prst="rect">
+                    <a:avLst/>
+                  </a:prstGeom>
                   <a:ln/>
                 </pic:spPr>
               </pic:pic>
@@ -985,8 +997,11 @@
       </w:drawing>
     </w:r>
     <w:r>
+      <w:rPr>
+        <w:noProof/>
+      </w:rPr>
       <w:drawing>
-        <wp:anchor allowOverlap="1" behindDoc="0" distB="0" distT="0" distL="114300" distR="114300" hidden="0" layoutInCell="1" locked="0" relativeHeight="0" simplePos="0">
+        <wp:anchor distT="0" distB="0" distL="114300" distR="114300" simplePos="0" relativeHeight="251659264" behindDoc="0" locked="0" layoutInCell="1" hidden="0" allowOverlap="1" wp14:anchorId="5AE0E38C" wp14:editId="00864A34">
           <wp:simplePos x="0" y="0"/>
           <wp:positionH relativeFrom="column">
             <wp:posOffset>-902655</wp:posOffset>
@@ -995,19 +1010,20 @@
             <wp:posOffset>-477035</wp:posOffset>
           </wp:positionV>
           <wp:extent cx="422910" cy="4203700"/>
-          <wp:effectExtent b="0" l="0" r="0" t="0"/>
+          <wp:effectExtent l="0" t="0" r="0" b="0"/>
           <wp:wrapNone/>
-          <wp:docPr descr="D:\yuri\GERENCIA\34. LOGO EMPRESAS\06.png" id="1095" name="image4.png"/>
-          <a:graphic>
+          <wp:docPr id="1095" name="image4.png" descr="D:\yuri\GERENCIA\34. LOGO EMPRESAS\06.png"/>
+          <wp:cNvGraphicFramePr/>
+          <a:graphic xmlns:a="http://schemas.openxmlformats.org/drawingml/2006/main">
             <a:graphicData uri="http://schemas.openxmlformats.org/drawingml/2006/picture">
-              <pic:pic>
+              <pic:pic xmlns:pic="http://schemas.openxmlformats.org/drawingml/2006/picture">
                 <pic:nvPicPr>
-                  <pic:cNvPr descr="D:\yuri\GERENCIA\34. LOGO EMPRESAS\06.png" id="0" name="image4.png"/>
+                  <pic:cNvPr id="0" name="image4.png" descr="D:\yuri\GERENCIA\34. LOGO EMPRESAS\06.png"/>
                   <pic:cNvPicPr preferRelativeResize="0"/>
                 </pic:nvPicPr>
                 <pic:blipFill>
                   <a:blip r:embed="rId3"/>
-                  <a:srcRect b="0" l="0" r="0" t="0"/>
+                  <a:srcRect/>
                   <a:stretch>
                     <a:fillRect/>
                   </a:stretch>
@@ -1017,7 +1033,9 @@
                     <a:off x="0" y="0"/>
                     <a:ext cx="422910" cy="4203700"/>
                   </a:xfrm>
-                  <a:prstGeom prst="rect"/>
+                  <a:prstGeom prst="rect">
+                    <a:avLst/>
+                  </a:prstGeom>
                   <a:ln/>
                 </pic:spPr>
               </pic:pic>
@@ -1029,62 +1047,35 @@
   </w:p>
   <w:p>
     <w:pPr>
-      <w:keepNext w:val="0"/>
-      <w:keepLines w:val="0"/>
-      <w:widowControl w:val="1"/>
       <w:pBdr>
-        <w:top w:space="0" w:sz="0" w:val="nil"/>
-        <w:left w:space="0" w:sz="0" w:val="nil"/>
-        <w:bottom w:space="0" w:sz="0" w:val="nil"/>
-        <w:right w:space="0" w:sz="0" w:val="nil"/>
-        <w:between w:space="0" w:sz="0" w:val="nil"/>
+        <w:top w:val="nil"/>
+        <w:left w:val="nil"/>
+        <w:bottom w:val="nil"/>
+        <w:right w:val="nil"/>
+        <w:between w:val="nil"/>
       </w:pBdr>
-      <w:shd w:fill="auto" w:val="clear"/>
       <w:tabs>
-        <w:tab w:val="center" w:leader="none" w:pos="4252"/>
-        <w:tab w:val="right" w:leader="none" w:pos="8504"/>
+        <w:tab w:val="center" w:pos="4252"/>
+        <w:tab w:val="right" w:pos="8504"/>
       </w:tabs>
-      <w:spacing w:after="0" w:before="0" w:line="240" w:lineRule="auto"/>
-      <w:ind w:left="0" w:right="0" w:firstLine="0"/>
-      <w:jc w:val="left"/>
+      <w:spacing w:after="0" w:line="240" w:lineRule="auto"/>
       <w:rPr>
-        <w:rFonts w:ascii="Calibri" w:cs="Calibri" w:eastAsia="Calibri" w:hAnsi="Calibri"/>
-        <w:b w:val="0"/>
-        <w:bCs w:val="0"/>
-        <w:i w:val="0"/>
-        <w:iCs w:val="0"/>
-        <w:smallCaps w:val="0"/>
-        <w:strike w:val="0"/>
         <w:color w:val="000000"/>
-        <w:sz w:val="22"/>
-        <w:szCs w:val="22"/>
-        <w:u w:val="none"/>
-        <w:shd w:fill="auto" w:val="clear"/>
-        <w:vertAlign w:val="baseline"/>
       </w:rPr>
     </w:pPr>
-    <w:r>
-      <w:rPr>
-        <w:rtl w:val="0"/>
-      </w:rPr>
-    </w:r>
   </w:p>
 </w:hdr>
 </file>
 
-<file path=word/numbering.xml><?xml version="1.0" encoding="utf-8"?>
-<w:numbering xmlns:mc="http://schemas.openxmlformats.org/markup-compatibility/2006" xmlns:o="urn:schemas-microsoft-com:office:office" xmlns:r="http://schemas.openxmlformats.org/officeDocument/2006/relationships" xmlns:m="http://schemas.openxmlformats.org/officeDocument/2006/math" xmlns:v="urn:schemas-microsoft-com:vml" xmlns:wp="http://schemas.openxmlformats.org/drawingml/2006/wordprocessingDrawing" xmlns:w10="urn:schemas-microsoft-com:office:word" xmlns:w="http://schemas.openxmlformats.org/wordprocessingml/2006/main" xmlns:wne="http://schemas.microsoft.com/office/word/2006/wordml" xmlns:sl="http://schemas.openxmlformats.org/schemaLibrary/2006/main" xmlns:a="http://schemas.openxmlformats.org/drawingml/2006/main" xmlns:pic="http://schemas.openxmlformats.org/drawingml/2006/picture" xmlns:c="http://schemas.openxmlformats.org/drawingml/2006/chart" xmlns:lc="http://schemas.openxmlformats.org/drawingml/2006/lockedCanvas" xmlns:dgm="http://schemas.openxmlformats.org/drawingml/2006/diagram" xmlns:wps="http://schemas.microsoft.com/office/word/2010/wordprocessingShape" xmlns:wpg="http://schemas.microsoft.com/office/word/2010/wordprocessingGroup" xmlns:w14="http://schemas.microsoft.com/office/word/2010/wordml" xmlns:w15="http://schemas.microsoft.com/office/word/2012/wordml" xmlns:w16="http://schemas.microsoft.com/office/word/2018/wordml" xmlns:w16cex="http://schemas.microsoft.com/office/word/2018/wordml/cex" xmlns:w16cid="http://schemas.microsoft.com/office/word/2016/wordml/cid" xmlns="http://schemas.microsoft.com/office/tasks/2019/documenttasks" xmlns:cr="http://schemas.microsoft.com/office/comments/2020/reactions"/>
-</file>
-
 <file path=word/styles.xml><?xml version="1.0" encoding="utf-8"?>
-<w:styles xmlns:mc="http://schemas.openxmlformats.org/markup-compatibility/2006" xmlns:o="urn:schemas-microsoft-com:office:office" xmlns:r="http://schemas.openxmlformats.org/officeDocument/2006/relationships" xmlns:m="http://schemas.openxmlformats.org/officeDocument/2006/math" xmlns:v="urn:schemas-microsoft-com:vml" xmlns:wp="http://schemas.openxmlformats.org/drawingml/2006/wordprocessingDrawing" xmlns:w10="urn:schemas-microsoft-com:office:word" xmlns:w="http://schemas.openxmlformats.org/wordprocessingml/2006/main" xmlns:wne="http://schemas.microsoft.com/office/word/2006/wordml" xmlns:sl="http://schemas.openxmlformats.org/schemaLibrary/2006/main" xmlns:a="http://schemas.openxmlformats.org/drawingml/2006/main" xmlns:pic="http://schemas.openxmlformats.org/drawingml/2006/picture" xmlns:c="http://schemas.openxmlformats.org/drawingml/2006/chart" xmlns:lc="http://schemas.openxmlformats.org/drawingml/2006/lockedCanvas" xmlns:dgm="http://schemas.openxmlformats.org/drawingml/2006/diagram" xmlns:wps="http://schemas.microsoft.com/office/word/2010/wordprocessingShape" xmlns:wpg="http://schemas.microsoft.com/office/word/2010/wordprocessingGroup" xmlns:w14="http://schemas.microsoft.com/office/word/2010/wordml" xmlns:w15="http://schemas.microsoft.com/office/word/2012/wordml" xmlns:w16="http://schemas.microsoft.com/office/word/2018/wordml" xmlns:w16cex="http://schemas.microsoft.com/office/word/2018/wordml/cex" xmlns:w16cid="http://schemas.microsoft.com/office/word/2016/wordml/cid" xmlns="http://schemas.microsoft.com/office/tasks/2019/documenttasks" xmlns:cr="http://schemas.microsoft.com/office/comments/2020/reactions">
+<w:styles xmlns:mc="http://schemas.openxmlformats.org/markup-compatibility/2006" xmlns:r="http://schemas.openxmlformats.org/officeDocument/2006/relationships" xmlns:w="http://schemas.openxmlformats.org/wordprocessingml/2006/main" xmlns:w14="http://schemas.microsoft.com/office/word/2010/wordml" xmlns:w15="http://schemas.microsoft.com/office/word/2012/wordml" xmlns:w16cex="http://schemas.microsoft.com/office/word/2018/wordml/cex" xmlns:w16cid="http://schemas.microsoft.com/office/word/2016/wordml/cid" xmlns:w16="http://schemas.microsoft.com/office/word/2018/wordml" xmlns:w16du="http://schemas.microsoft.com/office/word/2023/wordml/word16du" xmlns:w16sdtdh="http://schemas.microsoft.com/office/word/2020/wordml/sdtdatahash" xmlns:w16sdtfl="http://schemas.microsoft.com/office/word/2024/wordml/sdtformatlock" xmlns:w16se="http://schemas.microsoft.com/office/word/2015/wordml/symex" mc:Ignorable="w14 w15 w16se w16cid w16 w16cex w16sdtdh w16sdtfl w16du">
   <w:docDefaults>
     <w:rPrDefault>
       <w:rPr>
-        <w:rFonts w:ascii="Calibri" w:cs="Calibri" w:eastAsia="Calibri" w:hAnsi="Calibri"/>
+        <w:rFonts w:ascii="Calibri" w:eastAsia="Calibri" w:hAnsi="Calibri" w:cs="Calibri"/>
         <w:sz w:val="22"/>
         <w:szCs w:val="22"/>
-        <w:lang w:val="es-PE"/>
+        <w:lang w:val="es-PE" w:eastAsia="es-PE" w:bidi="ar-SA"/>
       </w:rPr>
     </w:rPrDefault>
     <w:pPrDefault>
@@ -1093,186 +1084,583 @@
       </w:pPr>
     </w:pPrDefault>
   </w:docDefaults>
-  <w:style w:type="table" w:styleId="TableNormal" w:default="1">
-    <w:name w:val="TableNormal"/>
-    <w:tblPr>
-      <w:tblCellMar>
-        <w:top w:w="100.0" w:type="dxa"/>
-        <w:left w:w="100.0" w:type="dxa"/>
-        <w:bottom w:w="100.0" w:type="dxa"/>
-        <w:right w:w="100.0" w:type="dxa"/>
-      </w:tblCellMar>
-    </w:tblPr>
+  <w:latentStyles w:defLockedState="0" w:defUIPriority="99" w:defSemiHidden="0" w:defUnhideWhenUsed="0" w:defQFormat="0" w:count="376">
+    <w:lsdException w:name="Normal" w:uiPriority="0" w:qFormat="1"/>
+    <w:lsdException w:name="heading 1" w:uiPriority="9" w:qFormat="1"/>
+    <w:lsdException w:name="heading 2" w:semiHidden="1" w:uiPriority="9" w:unhideWhenUsed="1" w:qFormat="1"/>
+    <w:lsdException w:name="heading 3" w:semiHidden="1" w:uiPriority="9" w:unhideWhenUsed="1" w:qFormat="1"/>
+    <w:lsdException w:name="heading 4" w:semiHidden="1" w:uiPriority="9" w:unhideWhenUsed="1" w:qFormat="1"/>
+    <w:lsdException w:name="heading 5" w:semiHidden="1" w:uiPriority="9" w:unhideWhenUsed="1" w:qFormat="1"/>
+    <w:lsdException w:name="heading 6" w:semiHidden="1" w:uiPriority="9" w:unhideWhenUsed="1" w:qFormat="1"/>
+    <w:lsdException w:name="heading 7" w:semiHidden="1" w:uiPriority="9" w:unhideWhenUsed="1" w:qFormat="1"/>
+    <w:lsdException w:name="heading 8" w:semiHidden="1" w:uiPriority="9" w:unhideWhenUsed="1" w:qFormat="1"/>
+    <w:lsdException w:name="heading 9" w:semiHidden="1" w:uiPriority="9" w:unhideWhenUsed="1" w:qFormat="1"/>
+    <w:lsdException w:name="index 1" w:semiHidden="1" w:unhideWhenUsed="1"/>
+    <w:lsdException w:name="index 2" w:semiHidden="1" w:unhideWhenUsed="1"/>
+    <w:lsdException w:name="index 3" w:semiHidden="1" w:unhideWhenUsed="1"/>
+    <w:lsdException w:name="index 4" w:semiHidden="1" w:unhideWhenUsed="1"/>
+    <w:lsdException w:name="index 5" w:semiHidden="1" w:unhideWhenUsed="1"/>
+    <w:lsdException w:name="index 6" w:semiHidden="1" w:unhideWhenUsed="1"/>
+    <w:lsdException w:name="index 7" w:semiHidden="1" w:unhideWhenUsed="1"/>
+    <w:lsdException w:name="index 8" w:semiHidden="1" w:unhideWhenUsed="1"/>
+    <w:lsdException w:name="index 9" w:semiHidden="1" w:unhideWhenUsed="1"/>
+    <w:lsdException w:name="toc 1" w:semiHidden="1" w:uiPriority="39" w:unhideWhenUsed="1"/>
+    <w:lsdException w:name="toc 2" w:semiHidden="1" w:uiPriority="39" w:unhideWhenUsed="1"/>
+    <w:lsdException w:name="toc 3" w:semiHidden="1" w:uiPriority="39" w:unhideWhenUsed="1"/>
+    <w:lsdException w:name="toc 4" w:semiHidden="1" w:uiPriority="39" w:unhideWhenUsed="1"/>
+    <w:lsdException w:name="toc 5" w:semiHidden="1" w:uiPriority="39" w:unhideWhenUsed="1"/>
+    <w:lsdException w:name="toc 6" w:semiHidden="1" w:uiPriority="39" w:unhideWhenUsed="1"/>
+    <w:lsdException w:name="toc 7" w:semiHidden="1" w:uiPriority="39" w:unhideWhenUsed="1"/>
+    <w:lsdException w:name="toc 8" w:semiHidden="1" w:uiPriority="39" w:unhideWhenUsed="1"/>
+    <w:lsdException w:name="toc 9" w:semiHidden="1" w:uiPriority="39" w:unhideWhenUsed="1"/>
+    <w:lsdException w:name="Normal Indent" w:semiHidden="1" w:unhideWhenUsed="1"/>
+    <w:lsdException w:name="footnote text" w:semiHidden="1" w:unhideWhenUsed="1"/>
+    <w:lsdException w:name="annotation text" w:semiHidden="1" w:unhideWhenUsed="1"/>
+    <w:lsdException w:name="header" w:semiHidden="1" w:unhideWhenUsed="1"/>
+    <w:lsdException w:name="footer" w:semiHidden="1" w:unhideWhenUsed="1"/>
+    <w:lsdException w:name="index heading" w:semiHidden="1" w:unhideWhenUsed="1"/>
+    <w:lsdException w:name="caption" w:semiHidden="1" w:uiPriority="35" w:unhideWhenUsed="1" w:qFormat="1"/>
+    <w:lsdException w:name="table of figures" w:semiHidden="1" w:unhideWhenUsed="1"/>
+    <w:lsdException w:name="envelope address" w:semiHidden="1" w:unhideWhenUsed="1"/>
+    <w:lsdException w:name="envelope return" w:semiHidden="1" w:unhideWhenUsed="1"/>
+    <w:lsdException w:name="footnote reference" w:semiHidden="1" w:unhideWhenUsed="1"/>
+    <w:lsdException w:name="annotation reference" w:semiHidden="1" w:unhideWhenUsed="1"/>
+    <w:lsdException w:name="line number" w:semiHidden="1" w:unhideWhenUsed="1"/>
+    <w:lsdException w:name="page number" w:semiHidden="1" w:unhideWhenUsed="1"/>
+    <w:lsdException w:name="endnote reference" w:semiHidden="1" w:unhideWhenUsed="1"/>
+    <w:lsdException w:name="endnote text" w:semiHidden="1" w:unhideWhenUsed="1"/>
+    <w:lsdException w:name="table of authorities" w:semiHidden="1" w:unhideWhenUsed="1"/>
+    <w:lsdException w:name="macro" w:semiHidden="1" w:unhideWhenUsed="1"/>
+    <w:lsdException w:name="toa heading" w:semiHidden="1" w:unhideWhenUsed="1"/>
+    <w:lsdException w:name="List" w:semiHidden="1" w:unhideWhenUsed="1"/>
+    <w:lsdException w:name="List Bullet" w:semiHidden="1" w:unhideWhenUsed="1"/>
+    <w:lsdException w:name="List Number" w:semiHidden="1" w:unhideWhenUsed="1"/>
+    <w:lsdException w:name="List 2" w:semiHidden="1" w:unhideWhenUsed="1"/>
+    <w:lsdException w:name="List 3" w:semiHidden="1" w:unhideWhenUsed="1"/>
+    <w:lsdException w:name="List 4" w:semiHidden="1" w:unhideWhenUsed="1"/>
+    <w:lsdException w:name="List 5" w:semiHidden="1" w:unhideWhenUsed="1"/>
+    <w:lsdException w:name="List Bullet 2" w:semiHidden="1" w:unhideWhenUsed="1"/>
+    <w:lsdException w:name="List Bullet 3" w:semiHidden="1" w:unhideWhenUsed="1"/>
+    <w:lsdException w:name="List Bullet 4" w:semiHidden="1" w:unhideWhenUsed="1"/>
+    <w:lsdException w:name="List Bullet 5" w:semiHidden="1" w:unhideWhenUsed="1"/>
+    <w:lsdException w:name="List Number 2" w:semiHidden="1" w:unhideWhenUsed="1"/>
+    <w:lsdException w:name="List Number 3" w:semiHidden="1" w:unhideWhenUsed="1"/>
+    <w:lsdException w:name="List Number 4" w:semiHidden="1" w:unhideWhenUsed="1"/>
+    <w:lsdException w:name="List Number 5" w:semiHidden="1" w:unhideWhenUsed="1"/>
+    <w:lsdException w:name="Title" w:uiPriority="10" w:qFormat="1"/>
+    <w:lsdException w:name="Closing" w:semiHidden="1" w:unhideWhenUsed="1"/>
+    <w:lsdException w:name="Signature" w:semiHidden="1" w:unhideWhenUsed="1"/>
+    <w:lsdException w:name="Default Paragraph Font" w:semiHidden="1" w:uiPriority="1" w:unhideWhenUsed="1"/>
+    <w:lsdException w:name="Body Text" w:semiHidden="1" w:unhideWhenUsed="1"/>
+    <w:lsdException w:name="Body Text Indent" w:semiHidden="1" w:unhideWhenUsed="1"/>
+    <w:lsdException w:name="List Continue" w:semiHidden="1" w:unhideWhenUsed="1"/>
+    <w:lsdException w:name="List Continue 2" w:semiHidden="1" w:unhideWhenUsed="1"/>
+    <w:lsdException w:name="List Continue 3" w:semiHidden="1" w:unhideWhenUsed="1"/>
+    <w:lsdException w:name="List Continue 4" w:semiHidden="1" w:unhideWhenUsed="1"/>
+    <w:lsdException w:name="List Continue 5" w:semiHidden="1" w:unhideWhenUsed="1"/>
+    <w:lsdException w:name="Message Header" w:semiHidden="1" w:unhideWhenUsed="1"/>
+    <w:lsdException w:name="Subtitle" w:uiPriority="11" w:qFormat="1"/>
+    <w:lsdException w:name="Salutation" w:semiHidden="1" w:unhideWhenUsed="1"/>
+    <w:lsdException w:name="Date" w:semiHidden="1" w:unhideWhenUsed="1"/>
+    <w:lsdException w:name="Body Text First Indent" w:semiHidden="1" w:unhideWhenUsed="1"/>
+    <w:lsdException w:name="Body Text First Indent 2" w:semiHidden="1" w:unhideWhenUsed="1"/>
+    <w:lsdException w:name="Note Heading" w:semiHidden="1" w:unhideWhenUsed="1"/>
+    <w:lsdException w:name="Body Text 2" w:semiHidden="1" w:unhideWhenUsed="1"/>
+    <w:lsdException w:name="Body Text 3" w:semiHidden="1" w:unhideWhenUsed="1"/>
+    <w:lsdException w:name="Body Text Indent 2" w:semiHidden="1" w:unhideWhenUsed="1"/>
+    <w:lsdException w:name="Body Text Indent 3" w:semiHidden="1" w:unhideWhenUsed="1"/>
+    <w:lsdException w:name="Block Text" w:semiHidden="1" w:unhideWhenUsed="1"/>
+    <w:lsdException w:name="Hyperlink" w:semiHidden="1" w:unhideWhenUsed="1"/>
+    <w:lsdException w:name="FollowedHyperlink" w:semiHidden="1" w:unhideWhenUsed="1"/>
+    <w:lsdException w:name="Strong" w:uiPriority="22" w:qFormat="1"/>
+    <w:lsdException w:name="Emphasis" w:uiPriority="20" w:qFormat="1"/>
+    <w:lsdException w:name="Document Map" w:semiHidden="1" w:unhideWhenUsed="1"/>
+    <w:lsdException w:name="Plain Text" w:semiHidden="1" w:unhideWhenUsed="1"/>
+    <w:lsdException w:name="E-mail Signature" w:semiHidden="1" w:unhideWhenUsed="1"/>
+    <w:lsdException w:name="HTML Top of Form" w:semiHidden="1" w:unhideWhenUsed="1"/>
+    <w:lsdException w:name="HTML Bottom of Form" w:semiHidden="1" w:unhideWhenUsed="1"/>
+    <w:lsdException w:name="Normal (Web)" w:semiHidden="1" w:unhideWhenUsed="1"/>
+    <w:lsdException w:name="HTML Acronym" w:semiHidden="1" w:unhideWhenUsed="1"/>
+    <w:lsdException w:name="HTML Address" w:semiHidden="1" w:unhideWhenUsed="1"/>
+    <w:lsdException w:name="HTML Cite" w:semiHidden="1" w:unhideWhenUsed="1"/>
+    <w:lsdException w:name="HTML Code" w:semiHidden="1" w:unhideWhenUsed="1"/>
+    <w:lsdException w:name="HTML Definition" w:semiHidden="1" w:unhideWhenUsed="1"/>
+    <w:lsdException w:name="HTML Keyboard" w:semiHidden="1" w:unhideWhenUsed="1"/>
+    <w:lsdException w:name="HTML Preformatted" w:semiHidden="1" w:unhideWhenUsed="1"/>
+    <w:lsdException w:name="HTML Sample" w:semiHidden="1" w:unhideWhenUsed="1"/>
+    <w:lsdException w:name="HTML Typewriter" w:semiHidden="1" w:unhideWhenUsed="1"/>
+    <w:lsdException w:name="HTML Variable" w:semiHidden="1" w:unhideWhenUsed="1"/>
+    <w:lsdException w:name="Normal Table" w:semiHidden="1" w:unhideWhenUsed="1"/>
+    <w:lsdException w:name="annotation subject" w:semiHidden="1" w:unhideWhenUsed="1"/>
+    <w:lsdException w:name="No List" w:semiHidden="1" w:unhideWhenUsed="1"/>
+    <w:lsdException w:name="Outline List 1" w:semiHidden="1" w:unhideWhenUsed="1"/>
+    <w:lsdException w:name="Outline List 2" w:semiHidden="1" w:unhideWhenUsed="1"/>
+    <w:lsdException w:name="Outline List 3" w:semiHidden="1" w:unhideWhenUsed="1"/>
+    <w:lsdException w:name="Table Simple 1" w:semiHidden="1" w:unhideWhenUsed="1"/>
+    <w:lsdException w:name="Table Simple 2" w:semiHidden="1" w:unhideWhenUsed="1"/>
+    <w:lsdException w:name="Table Simple 3" w:semiHidden="1" w:unhideWhenUsed="1"/>
+    <w:lsdException w:name="Table Classic 1" w:semiHidden="1" w:unhideWhenUsed="1"/>
+    <w:lsdException w:name="Table Classic 2" w:semiHidden="1" w:unhideWhenUsed="1"/>
+    <w:lsdException w:name="Table Classic 3" w:semiHidden="1" w:unhideWhenUsed="1"/>
+    <w:lsdException w:name="Table Classic 4" w:semiHidden="1" w:unhideWhenUsed="1"/>
+    <w:lsdException w:name="Table Colorful 1" w:semiHidden="1" w:unhideWhenUsed="1"/>
+    <w:lsdException w:name="Table Colorful 2" w:semiHidden="1" w:unhideWhenUsed="1"/>
+    <w:lsdException w:name="Table Colorful 3" w:semiHidden="1" w:unhideWhenUsed="1"/>
+    <w:lsdException w:name="Table Columns 1" w:semiHidden="1" w:unhideWhenUsed="1"/>
+    <w:lsdException w:name="Table Columns 2" w:semiHidden="1" w:unhideWhenUsed="1"/>
+    <w:lsdException w:name="Table Columns 3" w:semiHidden="1" w:unhideWhenUsed="1"/>
+    <w:lsdException w:name="Table Columns 4" w:semiHidden="1" w:unhideWhenUsed="1"/>
+    <w:lsdException w:name="Table Columns 5" w:semiHidden="1" w:unhideWhenUsed="1"/>
+    <w:lsdException w:name="Table Grid 1" w:semiHidden="1" w:unhideWhenUsed="1"/>
+    <w:lsdException w:name="Table Grid 2" w:semiHidden="1" w:unhideWhenUsed="1"/>
+    <w:lsdException w:name="Table Grid 3" w:semiHidden="1" w:unhideWhenUsed="1"/>
+    <w:lsdException w:name="Table Grid 4" w:semiHidden="1" w:unhideWhenUsed="1"/>
+    <w:lsdException w:name="Table Grid 5" w:semiHidden="1" w:unhideWhenUsed="1"/>
+    <w:lsdException w:name="Table Grid 6" w:semiHidden="1" w:unhideWhenUsed="1"/>
+    <w:lsdException w:name="Table Grid 7" w:semiHidden="1" w:unhideWhenUsed="1"/>
+    <w:lsdException w:name="Table Grid 8" w:semiHidden="1" w:unhideWhenUsed="1"/>
+    <w:lsdException w:name="Table List 1" w:semiHidden="1" w:unhideWhenUsed="1"/>
+    <w:lsdException w:name="Table List 2" w:semiHidden="1" w:unhideWhenUsed="1"/>
+    <w:lsdException w:name="Table List 3" w:semiHidden="1" w:unhideWhenUsed="1"/>
+    <w:lsdException w:name="Table List 4" w:semiHidden="1" w:unhideWhenUsed="1"/>
+    <w:lsdException w:name="Table List 5" w:semiHidden="1" w:unhideWhenUsed="1"/>
+    <w:lsdException w:name="Table List 6" w:semiHidden="1" w:unhideWhenUsed="1"/>
+    <w:lsdException w:name="Table List 7" w:semiHidden="1" w:unhideWhenUsed="1"/>
+    <w:lsdException w:name="Table List 8" w:semiHidden="1" w:unhideWhenUsed="1"/>
+    <w:lsdException w:name="Table 3D effects 1" w:semiHidden="1" w:unhideWhenUsed="1"/>
+    <w:lsdException w:name="Table 3D effects 2" w:semiHidden="1" w:unhideWhenUsed="1"/>
+    <w:lsdException w:name="Table 3D effects 3" w:semiHidden="1" w:unhideWhenUsed="1"/>
+    <w:lsdException w:name="Table Contemporary" w:semiHidden="1" w:unhideWhenUsed="1"/>
+    <w:lsdException w:name="Table Elegant" w:semiHidden="1" w:unhideWhenUsed="1"/>
+    <w:lsdException w:name="Table Professional" w:semiHidden="1" w:unhideWhenUsed="1"/>
+    <w:lsdException w:name="Table Subtle 1" w:semiHidden="1" w:unhideWhenUsed="1"/>
+    <w:lsdException w:name="Table Subtle 2" w:semiHidden="1" w:unhideWhenUsed="1"/>
+    <w:lsdException w:name="Table Web 1" w:semiHidden="1" w:unhideWhenUsed="1"/>
+    <w:lsdException w:name="Table Web 2" w:semiHidden="1" w:unhideWhenUsed="1"/>
+    <w:lsdException w:name="Table Web 3" w:semiHidden="1" w:unhideWhenUsed="1"/>
+    <w:lsdException w:name="Balloon Text" w:semiHidden="1" w:unhideWhenUsed="1"/>
+    <w:lsdException w:name="Table Grid" w:uiPriority="39"/>
+    <w:lsdException w:name="Table Theme" w:semiHidden="1" w:unhideWhenUsed="1"/>
+    <w:lsdException w:name="Placeholder Text" w:semiHidden="1"/>
+    <w:lsdException w:name="No Spacing" w:uiPriority="1" w:qFormat="1"/>
+    <w:lsdException w:name="Light Shading" w:uiPriority="60"/>
+    <w:lsdException w:name="Light List" w:uiPriority="61"/>
+    <w:lsdException w:name="Light Grid" w:uiPriority="62"/>
+    <w:lsdException w:name="Medium Shading 1" w:uiPriority="63"/>
+    <w:lsdException w:name="Medium Shading 2" w:uiPriority="64"/>
+    <w:lsdException w:name="Medium List 1" w:uiPriority="65"/>
+    <w:lsdException w:name="Medium List 2" w:uiPriority="66"/>
+    <w:lsdException w:name="Medium Grid 1" w:uiPriority="67"/>
+    <w:lsdException w:name="Medium Grid 2" w:uiPriority="68"/>
+    <w:lsdException w:name="Medium Grid 3" w:uiPriority="69"/>
+    <w:lsdException w:name="Dark List" w:uiPriority="70"/>
+    <w:lsdException w:name="Colorful Shading" w:uiPriority="71"/>
+    <w:lsdException w:name="Colorful List" w:uiPriority="72"/>
+    <w:lsdException w:name="Colorful Grid" w:uiPriority="73"/>
+    <w:lsdException w:name="Light Shading Accent 1" w:uiPriority="60"/>
+    <w:lsdException w:name="Light List Accent 1" w:uiPriority="61"/>
+    <w:lsdException w:name="Light Grid Accent 1" w:uiPriority="62"/>
+    <w:lsdException w:name="Medium Shading 1 Accent 1" w:uiPriority="63"/>
+    <w:lsdException w:name="Medium Shading 2 Accent 1" w:uiPriority="64"/>
+    <w:lsdException w:name="Medium List 1 Accent 1" w:uiPriority="65"/>
+    <w:lsdException w:name="Revision" w:semiHidden="1"/>
+    <w:lsdException w:name="List Paragraph" w:uiPriority="34" w:qFormat="1"/>
+    <w:lsdException w:name="Quote" w:uiPriority="29" w:qFormat="1"/>
+    <w:lsdException w:name="Intense Quote" w:uiPriority="30" w:qFormat="1"/>
+    <w:lsdException w:name="Medium List 2 Accent 1" w:uiPriority="66"/>
+    <w:lsdException w:name="Medium Grid 1 Accent 1" w:uiPriority="67"/>
+    <w:lsdException w:name="Medium Grid 2 Accent 1" w:uiPriority="68"/>
+    <w:lsdException w:name="Medium Grid 3 Accent 1" w:uiPriority="69"/>
+    <w:lsdException w:name="Dark List Accent 1" w:uiPriority="70"/>
+    <w:lsdException w:name="Colorful Shading Accent 1" w:uiPriority="71"/>
+    <w:lsdException w:name="Colorful List Accent 1" w:uiPriority="72"/>
+    <w:lsdException w:name="Colorful Grid Accent 1" w:uiPriority="73"/>
+    <w:lsdException w:name="Light Shading Accent 2" w:uiPriority="60"/>
+    <w:lsdException w:name="Light List Accent 2" w:uiPriority="61"/>
+    <w:lsdException w:name="Light Grid Accent 2" w:uiPriority="62"/>
+    <w:lsdException w:name="Medium Shading 1 Accent 2" w:uiPriority="63"/>
+    <w:lsdException w:name="Medium Shading 2 Accent 2" w:uiPriority="64"/>
+    <w:lsdException w:name="Medium List 1 Accent 2" w:uiPriority="65"/>
+    <w:lsdException w:name="Medium List 2 Accent 2" w:uiPriority="66"/>
+    <w:lsdException w:name="Medium Grid 1 Accent 2" w:uiPriority="67"/>
+    <w:lsdException w:name="Medium Grid 2 Accent 2" w:uiPriority="68"/>
+    <w:lsdException w:name="Medium Grid 3 Accent 2" w:uiPriority="69"/>
+    <w:lsdException w:name="Dark List Accent 2" w:uiPriority="70"/>
+    <w:lsdException w:name="Colorful Shading Accent 2" w:uiPriority="71"/>
+    <w:lsdException w:name="Colorful List Accent 2" w:uiPriority="72"/>
+    <w:lsdException w:name="Colorful Grid Accent 2" w:uiPriority="73"/>
+    <w:lsdException w:name="Light Shading Accent 3" w:uiPriority="60"/>
+    <w:lsdException w:name="Light List Accent 3" w:uiPriority="61"/>
+    <w:lsdException w:name="Light Grid Accent 3" w:uiPriority="62"/>
+    <w:lsdException w:name="Medium Shading 1 Accent 3" w:uiPriority="63"/>
+    <w:lsdException w:name="Medium Shading 2 Accent 3" w:uiPriority="64"/>
+    <w:lsdException w:name="Medium List 1 Accent 3" w:uiPriority="65"/>
+    <w:lsdException w:name="Medium List 2 Accent 3" w:uiPriority="66"/>
+    <w:lsdException w:name="Medium Grid 1 Accent 3" w:uiPriority="67"/>
+    <w:lsdException w:name="Medium Grid 2 Accent 3" w:uiPriority="68"/>
+    <w:lsdException w:name="Medium Grid 3 Accent 3" w:uiPriority="69"/>
+    <w:lsdException w:name="Dark List Accent 3" w:uiPriority="70"/>
+    <w:lsdException w:name="Colorful Shading Accent 3" w:uiPriority="71"/>
+    <w:lsdException w:name="Colorful List Accent 3" w:uiPriority="72"/>
+    <w:lsdException w:name="Colorful Grid Accent 3" w:uiPriority="73"/>
+    <w:lsdException w:name="Light Shading Accent 4" w:uiPriority="60"/>
+    <w:lsdException w:name="Light List Accent 4" w:uiPriority="61"/>
+    <w:lsdException w:name="Light Grid Accent 4" w:uiPriority="62"/>
+    <w:lsdException w:name="Medium Shading 1 Accent 4" w:uiPriority="63"/>
+    <w:lsdException w:name="Medium Shading 2 Accent 4" w:uiPriority="64"/>
+    <w:lsdException w:name="Medium List 1 Accent 4" w:uiPriority="65"/>
+    <w:lsdException w:name="Medium List 2 Accent 4" w:uiPriority="66"/>
+    <w:lsdException w:name="Medium Grid 1 Accent 4" w:uiPriority="67"/>
+    <w:lsdException w:name="Medium Grid 2 Accent 4" w:uiPriority="68"/>
+    <w:lsdException w:name="Medium Grid 3 Accent 4" w:uiPriority="69"/>
+    <w:lsdException w:name="Dark List Accent 4" w:uiPriority="70"/>
+    <w:lsdException w:name="Colorful Shading Accent 4" w:uiPriority="71"/>
+    <w:lsdException w:name="Colorful List Accent 4" w:uiPriority="72"/>
+    <w:lsdException w:name="Colorful Grid Accent 4" w:uiPriority="73"/>
+    <w:lsdException w:name="Light Shading Accent 5" w:uiPriority="60"/>
+    <w:lsdException w:name="Light List Accent 5" w:uiPriority="61"/>
+    <w:lsdException w:name="Light Grid Accent 5" w:uiPriority="62"/>
+    <w:lsdException w:name="Medium Shading 1 Accent 5" w:uiPriority="63"/>
+    <w:lsdException w:name="Medium Shading 2 Accent 5" w:uiPriority="64"/>
+    <w:lsdException w:name="Medium List 1 Accent 5" w:uiPriority="65"/>
+    <w:lsdException w:name="Medium List 2 Accent 5" w:uiPriority="66"/>
+    <w:lsdException w:name="Medium Grid 1 Accent 5" w:uiPriority="67"/>
+    <w:lsdException w:name="Medium Grid 2 Accent 5" w:uiPriority="68"/>
+    <w:lsdException w:name="Medium Grid 3 Accent 5" w:uiPriority="69"/>
+    <w:lsdException w:name="Dark List Accent 5" w:uiPriority="70"/>
+    <w:lsdException w:name="Colorful Shading Accent 5" w:uiPriority="71"/>
+    <w:lsdException w:name="Colorful List Accent 5" w:uiPriority="72"/>
+    <w:lsdException w:name="Colorful Grid Accent 5" w:uiPriority="73"/>
+    <w:lsdException w:name="Light Shading Accent 6" w:uiPriority="60"/>
+    <w:lsdException w:name="Light List Accent 6" w:uiPriority="61"/>
+    <w:lsdException w:name="Light Grid Accent 6" w:uiPriority="62"/>
+    <w:lsdException w:name="Medium Shading 1 Accent 6" w:uiPriority="63"/>
+    <w:lsdException w:name="Medium Shading 2 Accent 6" w:uiPriority="64"/>
+    <w:lsdException w:name="Medium List 1 Accent 6" w:uiPriority="65"/>
+    <w:lsdException w:name="Medium List 2 Accent 6" w:uiPriority="66"/>
+    <w:lsdException w:name="Medium Grid 1 Accent 6" w:uiPriority="67"/>
+    <w:lsdException w:name="Medium Grid 2 Accent 6" w:uiPriority="68"/>
+    <w:lsdException w:name="Medium Grid 3 Accent 6" w:uiPriority="69"/>
+    <w:lsdException w:name="Dark List Accent 6" w:uiPriority="70"/>
+    <w:lsdException w:name="Colorful Shading Accent 6" w:uiPriority="71"/>
+    <w:lsdException w:name="Colorful List Accent 6" w:uiPriority="72"/>
+    <w:lsdException w:name="Colorful Grid Accent 6" w:uiPriority="73"/>
+    <w:lsdException w:name="Subtle Emphasis" w:uiPriority="19" w:qFormat="1"/>
+    <w:lsdException w:name="Intense Emphasis" w:uiPriority="21" w:qFormat="1"/>
+    <w:lsdException w:name="Subtle Reference" w:uiPriority="31" w:qFormat="1"/>
+    <w:lsdException w:name="Intense Reference" w:uiPriority="32" w:qFormat="1"/>
+    <w:lsdException w:name="Book Title" w:uiPriority="33" w:qFormat="1"/>
+    <w:lsdException w:name="Bibliography" w:semiHidden="1" w:uiPriority="37" w:unhideWhenUsed="1"/>
+    <w:lsdException w:name="TOC Heading" w:semiHidden="1" w:uiPriority="39" w:unhideWhenUsed="1" w:qFormat="1"/>
+    <w:lsdException w:name="Plain Table 1" w:uiPriority="41"/>
+    <w:lsdException w:name="Plain Table 2" w:uiPriority="42"/>
+    <w:lsdException w:name="Plain Table 3" w:uiPriority="43"/>
+    <w:lsdException w:name="Plain Table 4" w:uiPriority="44"/>
+    <w:lsdException w:name="Plain Table 5" w:uiPriority="45"/>
+    <w:lsdException w:name="Grid Table Light" w:uiPriority="40"/>
+    <w:lsdException w:name="Grid Table 1 Light" w:uiPriority="46"/>
+    <w:lsdException w:name="Grid Table 2" w:uiPriority="47"/>
+    <w:lsdException w:name="Grid Table 3" w:uiPriority="48"/>
+    <w:lsdException w:name="Grid Table 4" w:uiPriority="49"/>
+    <w:lsdException w:name="Grid Table 5 Dark" w:uiPriority="50"/>
+    <w:lsdException w:name="Grid Table 6 Colorful" w:uiPriority="51"/>
+    <w:lsdException w:name="Grid Table 7 Colorful" w:uiPriority="52"/>
+    <w:lsdException w:name="Grid Table 1 Light Accent 1" w:uiPriority="46"/>
+    <w:lsdException w:name="Grid Table 2 Accent 1" w:uiPriority="47"/>
+    <w:lsdException w:name="Grid Table 3 Accent 1" w:uiPriority="48"/>
+    <w:lsdException w:name="Grid Table 4 Accent 1" w:uiPriority="49"/>
+    <w:lsdException w:name="Grid Table 5 Dark Accent 1" w:uiPriority="50"/>
+    <w:lsdException w:name="Grid Table 6 Colorful Accent 1" w:uiPriority="51"/>
+    <w:lsdException w:name="Grid Table 7 Colorful Accent 1" w:uiPriority="52"/>
+    <w:lsdException w:name="Grid Table 1 Light Accent 2" w:uiPriority="46"/>
+    <w:lsdException w:name="Grid Table 2 Accent 2" w:uiPriority="47"/>
+    <w:lsdException w:name="Grid Table 3 Accent 2" w:uiPriority="48"/>
+    <w:lsdException w:name="Grid Table 4 Accent 2" w:uiPriority="49"/>
+    <w:lsdException w:name="Grid Table 5 Dark Accent 2" w:uiPriority="50"/>
+    <w:lsdException w:name="Grid Table 6 Colorful Accent 2" w:uiPriority="51"/>
+    <w:lsdException w:name="Grid Table 7 Colorful Accent 2" w:uiPriority="52"/>
+    <w:lsdException w:name="Grid Table 1 Light Accent 3" w:uiPriority="46"/>
+    <w:lsdException w:name="Grid Table 2 Accent 3" w:uiPriority="47"/>
+    <w:lsdException w:name="Grid Table 3 Accent 3" w:uiPriority="48"/>
+    <w:lsdException w:name="Grid Table 4 Accent 3" w:uiPriority="49"/>
+    <w:lsdException w:name="Grid Table 5 Dark Accent 3" w:uiPriority="50"/>
+    <w:lsdException w:name="Grid Table 6 Colorful Accent 3" w:uiPriority="51"/>
+    <w:lsdException w:name="Grid Table 7 Colorful Accent 3" w:uiPriority="52"/>
+    <w:lsdException w:name="Grid Table 1 Light Accent 4" w:uiPriority="46"/>
+    <w:lsdException w:name="Grid Table 2 Accent 4" w:uiPriority="47"/>
+    <w:lsdException w:name="Grid Table 3 Accent 4" w:uiPriority="48"/>
+    <w:lsdException w:name="Grid Table 4 Accent 4" w:uiPriority="49"/>
+    <w:lsdException w:name="Grid Table 5 Dark Accent 4" w:uiPriority="50"/>
+    <w:lsdException w:name="Grid Table 6 Colorful Accent 4" w:uiPriority="51"/>
+    <w:lsdException w:name="Grid Table 7 Colorful Accent 4" w:uiPriority="52"/>
+    <w:lsdException w:name="Grid Table 1 Light Accent 5" w:uiPriority="46"/>
+    <w:lsdException w:name="Grid Table 2 Accent 5" w:uiPriority="47"/>
+    <w:lsdException w:name="Grid Table 3 Accent 5" w:uiPriority="48"/>
+    <w:lsdException w:name="Grid Table 4 Accent 5" w:uiPriority="49"/>
+    <w:lsdException w:name="Grid Table 5 Dark Accent 5" w:uiPriority="50"/>
+    <w:lsdException w:name="Grid Table 6 Colorful Accent 5" w:uiPriority="51"/>
+    <w:lsdException w:name="Grid Table 7 Colorful Accent 5" w:uiPriority="52"/>
+    <w:lsdException w:name="Grid Table 1 Light Accent 6" w:uiPriority="46"/>
+    <w:lsdException w:name="Grid Table 2 Accent 6" w:uiPriority="47"/>
+    <w:lsdException w:name="Grid Table 3 Accent 6" w:uiPriority="48"/>
+    <w:lsdException w:name="Grid Table 4 Accent 6" w:uiPriority="49"/>
+    <w:lsdException w:name="Grid Table 5 Dark Accent 6" w:uiPriority="50"/>
+    <w:lsdException w:name="Grid Table 6 Colorful Accent 6" w:uiPriority="51"/>
+    <w:lsdException w:name="Grid Table 7 Colorful Accent 6" w:uiPriority="52"/>
+    <w:lsdException w:name="List Table 1 Light" w:uiPriority="46"/>
+    <w:lsdException w:name="List Table 2" w:uiPriority="47"/>
+    <w:lsdException w:name="List Table 3" w:uiPriority="48"/>
+    <w:lsdException w:name="List Table 4" w:uiPriority="49"/>
+    <w:lsdException w:name="List Table 5 Dark" w:uiPriority="50"/>
+    <w:lsdException w:name="List Table 6 Colorful" w:uiPriority="51"/>
+    <w:lsdException w:name="List Table 7 Colorful" w:uiPriority="52"/>
+    <w:lsdException w:name="List Table 1 Light Accent 1" w:uiPriority="46"/>
+    <w:lsdException w:name="List Table 2 Accent 1" w:uiPriority="47"/>
+    <w:lsdException w:name="List Table 3 Accent 1" w:uiPriority="48"/>
+    <w:lsdException w:name="List Table 4 Accent 1" w:uiPriority="49"/>
+    <w:lsdException w:name="List Table 5 Dark Accent 1" w:uiPriority="50"/>
+    <w:lsdException w:name="List Table 6 Colorful Accent 1" w:uiPriority="51"/>
+    <w:lsdException w:name="List Table 7 Colorful Accent 1" w:uiPriority="52"/>
+    <w:lsdException w:name="List Table 1 Light Accent 2" w:uiPriority="46"/>
+    <w:lsdException w:name="List Table 2 Accent 2" w:uiPriority="47"/>
+    <w:lsdException w:name="List Table 3 Accent 2" w:uiPriority="48"/>
+    <w:lsdException w:name="List Table 4 Accent 2" w:uiPriority="49"/>
+    <w:lsdException w:name="List Table 5 Dark Accent 2" w:uiPriority="50"/>
+    <w:lsdException w:name="List Table 6 Colorful Accent 2" w:uiPriority="51"/>
+    <w:lsdException w:name="List Table 7 Colorful Accent 2" w:uiPriority="52"/>
+    <w:lsdException w:name="List Table 1 Light Accent 3" w:uiPriority="46"/>
+    <w:lsdException w:name="List Table 2 Accent 3" w:uiPriority="47"/>
+    <w:lsdException w:name="List Table 3 Accent 3" w:uiPriority="48"/>
+    <w:lsdException w:name="List Table 4 Accent 3" w:uiPriority="49"/>
+    <w:lsdException w:name="List Table 5 Dark Accent 3" w:uiPriority="50"/>
+    <w:lsdException w:name="List Table 6 Colorful Accent 3" w:uiPriority="51"/>
+    <w:lsdException w:name="List Table 7 Colorful Accent 3" w:uiPriority="52"/>
+    <w:lsdException w:name="List Table 1 Light Accent 4" w:uiPriority="46"/>
+    <w:lsdException w:name="List Table 2 Accent 4" w:uiPriority="47"/>
+    <w:lsdException w:name="List Table 3 Accent 4" w:uiPriority="48"/>
+    <w:lsdException w:name="List Table 4 Accent 4" w:uiPriority="49"/>
+    <w:lsdException w:name="List Table 5 Dark Accent 4" w:uiPriority="50"/>
+    <w:lsdException w:name="List Table 6 Colorful Accent 4" w:uiPriority="51"/>
+    <w:lsdException w:name="List Table 7 Colorful Accent 4" w:uiPriority="52"/>
+    <w:lsdException w:name="List Table 1 Light Accent 5" w:uiPriority="46"/>
+    <w:lsdException w:name="List Table 2 Accent 5" w:uiPriority="47"/>
+    <w:lsdException w:name="List Table 3 Accent 5" w:uiPriority="48"/>
+    <w:lsdException w:name="List Table 4 Accent 5" w:uiPriority="49"/>
+    <w:lsdException w:name="List Table 5 Dark Accent 5" w:uiPriority="50"/>
+    <w:lsdException w:name="List Table 6 Colorful Accent 5" w:uiPriority="51"/>
+    <w:lsdException w:name="List Table 7 Colorful Accent 5" w:uiPriority="52"/>
+    <w:lsdException w:name="List Table 1 Light Accent 6" w:uiPriority="46"/>
+    <w:lsdException w:name="List Table 2 Accent 6" w:uiPriority="47"/>
+    <w:lsdException w:name="List Table 3 Accent 6" w:uiPriority="48"/>
+    <w:lsdException w:name="List Table 4 Accent 6" w:uiPriority="49"/>
+    <w:lsdException w:name="List Table 5 Dark Accent 6" w:uiPriority="50"/>
+    <w:lsdException w:name="List Table 6 Colorful Accent 6" w:uiPriority="51"/>
+    <w:lsdException w:name="List Table 7 Colorful Accent 6" w:uiPriority="52"/>
+    <w:lsdException w:name="Mention" w:semiHidden="1" w:unhideWhenUsed="1"/>
+    <w:lsdException w:name="Smart Hyperlink" w:semiHidden="1" w:unhideWhenUsed="1"/>
+    <w:lsdException w:name="Hashtag" w:semiHidden="1" w:unhideWhenUsed="1"/>
+    <w:lsdException w:name="Unresolved Mention" w:semiHidden="1" w:unhideWhenUsed="1"/>
+    <w:lsdException w:name="Smart Link" w:semiHidden="1" w:unhideWhenUsed="1"/>
+  </w:latentStyles>
+  <w:style w:type="paragraph" w:default="1" w:styleId="Normal">
+    <w:name w:val="Normal"/>
+    <w:qFormat/>
   </w:style>
-  <w:style w:type="paragraph" w:styleId="Normal" w:default="1">
-    <w:name w:val="normal"/>
-  </w:style>
-  <w:style w:type="paragraph" w:styleId="Heading1">
+  <w:style w:type="paragraph" w:styleId="Ttulo1">
     <w:name w:val="heading 1"/>
     <w:basedOn w:val="Normal"/>
     <w:next w:val="Normal"/>
+    <w:uiPriority w:val="9"/>
+    <w:qFormat/>
     <w:pPr>
-      <w:keepNext w:val="1"/>
-      <w:keepLines w:val="1"/>
-      <w:pageBreakBefore w:val="0"/>
-      <w:spacing w:after="120" w:before="480" w:lineRule="auto"/>
+      <w:keepNext/>
+      <w:keepLines/>
+      <w:spacing w:before="480" w:after="120"/>
+      <w:outlineLvl w:val="0"/>
     </w:pPr>
     <w:rPr>
-      <w:b w:val="1"/>
-      <w:bCs w:val="1"/>
+      <w:b/>
+      <w:bCs/>
       <w:sz w:val="48"/>
       <w:szCs w:val="48"/>
     </w:rPr>
   </w:style>
-  <w:style w:type="paragraph" w:styleId="Heading2">
+  <w:style w:type="paragraph" w:styleId="Ttulo2">
     <w:name w:val="heading 2"/>
     <w:basedOn w:val="Normal"/>
     <w:next w:val="Normal"/>
+    <w:uiPriority w:val="9"/>
+    <w:semiHidden/>
+    <w:unhideWhenUsed/>
+    <w:qFormat/>
     <w:pPr>
-      <w:keepNext w:val="1"/>
-      <w:keepLines w:val="1"/>
-      <w:pageBreakBefore w:val="0"/>
-      <w:spacing w:after="80" w:before="360" w:lineRule="auto"/>
+      <w:keepNext/>
+      <w:keepLines/>
+      <w:spacing w:before="360" w:after="80"/>
+      <w:outlineLvl w:val="1"/>
     </w:pPr>
     <w:rPr>
-      <w:b w:val="1"/>
-      <w:bCs w:val="1"/>
+      <w:b/>
+      <w:bCs/>
       <w:sz w:val="36"/>
       <w:szCs w:val="36"/>
     </w:rPr>
   </w:style>
-  <w:style w:type="paragraph" w:styleId="Heading3">
+  <w:style w:type="paragraph" w:styleId="Ttulo3">
     <w:name w:val="heading 3"/>
     <w:basedOn w:val="Normal"/>
     <w:next w:val="Normal"/>
+    <w:uiPriority w:val="9"/>
+    <w:semiHidden/>
+    <w:unhideWhenUsed/>
+    <w:qFormat/>
     <w:pPr>
-      <w:keepNext w:val="1"/>
-      <w:keepLines w:val="1"/>
-      <w:pageBreakBefore w:val="0"/>
-      <w:spacing w:after="80" w:before="280" w:lineRule="auto"/>
+      <w:keepNext/>
+      <w:keepLines/>
+      <w:spacing w:before="280" w:after="80"/>
+      <w:outlineLvl w:val="2"/>
     </w:pPr>
     <w:rPr>
-      <w:b w:val="1"/>
-      <w:bCs w:val="1"/>
+      <w:b/>
+      <w:bCs/>
       <w:sz w:val="28"/>
       <w:szCs w:val="28"/>
     </w:rPr>
   </w:style>
-  <w:style w:type="paragraph" w:styleId="Heading4">
+  <w:style w:type="paragraph" w:styleId="Ttulo4">
     <w:name w:val="heading 4"/>
     <w:basedOn w:val="Normal"/>
     <w:next w:val="Normal"/>
+    <w:uiPriority w:val="9"/>
+    <w:semiHidden/>
+    <w:unhideWhenUsed/>
+    <w:qFormat/>
     <w:pPr>
-      <w:keepNext w:val="1"/>
-      <w:keepLines w:val="1"/>
-      <w:pageBreakBefore w:val="0"/>
-      <w:spacing w:after="40" w:before="240" w:lineRule="auto"/>
+      <w:keepNext/>
+      <w:keepLines/>
+      <w:spacing w:before="240" w:after="40"/>
+      <w:outlineLvl w:val="3"/>
     </w:pPr>
     <w:rPr>
-      <w:b w:val="1"/>
-      <w:bCs w:val="1"/>
+      <w:b/>
+      <w:bCs/>
       <w:sz w:val="24"/>
       <w:szCs w:val="24"/>
     </w:rPr>
   </w:style>
-  <w:style w:type="paragraph" w:styleId="Heading5">
+  <w:style w:type="paragraph" w:styleId="Ttulo5">
     <w:name w:val="heading 5"/>
     <w:basedOn w:val="Normal"/>
     <w:next w:val="Normal"/>
+    <w:uiPriority w:val="9"/>
+    <w:semiHidden/>
+    <w:unhideWhenUsed/>
+    <w:qFormat/>
     <w:pPr>
-      <w:keepNext w:val="1"/>
-      <w:keepLines w:val="1"/>
-      <w:pageBreakBefore w:val="0"/>
-      <w:spacing w:after="40" w:before="220" w:lineRule="auto"/>
+      <w:keepNext/>
+      <w:keepLines/>
+      <w:spacing w:before="220" w:after="40"/>
+      <w:outlineLvl w:val="4"/>
     </w:pPr>
     <w:rPr>
-      <w:b w:val="1"/>
-      <w:bCs w:val="1"/>
-      <w:sz w:val="22"/>
-      <w:szCs w:val="22"/>
+      <w:b/>
+      <w:bCs/>
     </w:rPr>
   </w:style>
-  <w:style w:type="paragraph" w:styleId="Heading6">
+  <w:style w:type="paragraph" w:styleId="Ttulo6">
     <w:name w:val="heading 6"/>
     <w:basedOn w:val="Normal"/>
     <w:next w:val="Normal"/>
+    <w:uiPriority w:val="9"/>
+    <w:semiHidden/>
+    <w:unhideWhenUsed/>
+    <w:qFormat/>
     <w:pPr>
-      <w:keepNext w:val="1"/>
-      <w:keepLines w:val="1"/>
-      <w:pageBreakBefore w:val="0"/>
-      <w:spacing w:after="40" w:before="200" w:lineRule="auto"/>
+      <w:keepNext/>
+      <w:keepLines/>
+      <w:spacing w:before="200" w:after="40"/>
+      <w:outlineLvl w:val="5"/>
     </w:pPr>
     <w:rPr>
-      <w:b w:val="1"/>
-      <w:bCs w:val="1"/>
+      <w:b/>
+      <w:bCs/>
       <w:sz w:val="20"/>
       <w:szCs w:val="20"/>
     </w:rPr>
   </w:style>
-  <w:style w:type="paragraph" w:styleId="Title">
+  <w:style w:type="character" w:default="1" w:styleId="Fuentedeprrafopredeter">
+    <w:name w:val="Default Paragraph Font"/>
+    <w:uiPriority w:val="1"/>
+    <w:semiHidden/>
+    <w:unhideWhenUsed/>
+  </w:style>
+  <w:style w:type="table" w:default="1" w:styleId="Tablanormal">
+    <w:name w:val="Normal Table"/>
+    <w:uiPriority w:val="99"/>
+    <w:semiHidden/>
+    <w:unhideWhenUsed/>
+    <w:tblPr>
+      <w:tblInd w:w="0" w:type="dxa"/>
+      <w:tblCellMar>
+        <w:top w:w="0" w:type="dxa"/>
+        <w:left w:w="108" w:type="dxa"/>
+        <w:bottom w:w="0" w:type="dxa"/>
+        <w:right w:w="108" w:type="dxa"/>
+      </w:tblCellMar>
+    </w:tblPr>
+  </w:style>
+  <w:style w:type="numbering" w:default="1" w:styleId="Sinlista">
+    <w:name w:val="No List"/>
+    <w:uiPriority w:val="99"/>
+    <w:semiHidden/>
+    <w:unhideWhenUsed/>
+  </w:style>
+  <w:style w:type="table" w:customStyle="1" w:styleId="TableNormal">
+    <w:name w:val="TableNormal"/>
+    <w:tblPr>
+      <w:tblCellMar>
+        <w:top w:w="100" w:type="dxa"/>
+        <w:left w:w="100" w:type="dxa"/>
+        <w:bottom w:w="100" w:type="dxa"/>
+        <w:right w:w="100" w:type="dxa"/>
+      </w:tblCellMar>
+    </w:tblPr>
+  </w:style>
+  <w:style w:type="paragraph" w:styleId="Ttulo">
     <w:name w:val="Title"/>
     <w:basedOn w:val="Normal"/>
     <w:next w:val="Normal"/>
+    <w:uiPriority w:val="10"/>
+    <w:qFormat/>
     <w:pPr>
-      <w:keepNext w:val="1"/>
-      <w:keepLines w:val="1"/>
-      <w:pageBreakBefore w:val="0"/>
-      <w:spacing w:after="120" w:before="480" w:lineRule="auto"/>
+      <w:keepNext/>
+      <w:keepLines/>
+      <w:spacing w:before="480" w:after="120"/>
     </w:pPr>
     <w:rPr>
-      <w:b w:val="1"/>
-      <w:bCs w:val="1"/>
+      <w:b/>
+      <w:bCs/>
       <w:sz w:val="72"/>
       <w:szCs w:val="72"/>
     </w:rPr>
   </w:style>
-  <w:style w:type="table" w:styleId="TableNormal" w:default="1">
+  <w:style w:type="table" w:customStyle="1" w:styleId="TableNormal0">
     <w:name w:val="TableNormal"/>
     <w:tblPr>
       <w:tblCellMar>
-        <w:top w:w="100.0" w:type="dxa"/>
-        <w:left w:w="100.0" w:type="dxa"/>
-        <w:bottom w:w="100.0" w:type="dxa"/>
-        <w:right w:w="100.0" w:type="dxa"/>
+        <w:top w:w="100" w:type="dxa"/>
+        <w:left w:w="100" w:type="dxa"/>
+        <w:bottom w:w="100" w:type="dxa"/>
+        <w:right w:w="100" w:type="dxa"/>
       </w:tblCellMar>
     </w:tblPr>
-  </w:style>
-  <w:style w:type="paragraph" w:styleId="Normal" w:default="1">
-    <w:name w:val="normal"/>
-  </w:style>
-  <w:style w:type="character" w:styleId="Fuentedeprrafopredeter" w:default="1">
-    <w:name w:val="Default Paragraph Font"/>
-    <w:uiPriority w:val="1"/>
-    <w:semiHidden w:val="1"/>
-    <w:unhideWhenUsed w:val="1"/>
-  </w:style>
-  <w:style w:type="table" w:styleId="Tablanormal" w:default="1">
-    <w:name w:val="Normal Table"/>
-    <w:uiPriority w:val="99"/>
-    <w:semiHidden w:val="1"/>
-    <w:unhideWhenUsed w:val="1"/>
-    <w:tblPr>
-      <w:tblInd w:w="0.0" w:type="dxa"/>
-      <w:tblCellMar>
-        <w:top w:w="0.0" w:type="dxa"/>
-        <w:left w:w="108.0" w:type="dxa"/>
-        <w:bottom w:w="0.0" w:type="dxa"/>
-        <w:right w:w="108.0" w:type="dxa"/>
-      </w:tblCellMar>
-    </w:tblPr>
-  </w:style>
-  <w:style w:type="numbering" w:styleId="Sinlista" w:default="1">
-    <w:name w:val="No List"/>
-    <w:uiPriority w:val="99"/>
-    <w:semiHidden w:val="1"/>
-    <w:unhideWhenUsed w:val="1"/>
   </w:style>
   <w:style w:type="paragraph" w:styleId="Encabezado">
     <w:name w:val="header"/>
     <w:basedOn w:val="Normal"/>
     <w:link w:val="EncabezadoCar"/>
     <w:uiPriority w:val="99"/>
-    <w:unhideWhenUsed w:val="1"/>
+    <w:unhideWhenUsed/>
     <w:rsid w:val="0022108B"/>
     <w:pPr>
       <w:tabs>
@@ -1282,7 +1670,7 @@
       <w:spacing w:after="0" w:line="240" w:lineRule="auto"/>
     </w:pPr>
   </w:style>
-  <w:style w:type="character" w:styleId="EncabezadoCar" w:customStyle="1">
+  <w:style w:type="character" w:customStyle="1" w:styleId="EncabezadoCar">
     <w:name w:val="Encabezado Car"/>
     <w:basedOn w:val="Fuentedeprrafopredeter"/>
     <w:link w:val="Encabezado"/>
@@ -1294,7 +1682,7 @@
     <w:basedOn w:val="Normal"/>
     <w:link w:val="PiedepginaCar"/>
     <w:uiPriority w:val="99"/>
-    <w:unhideWhenUsed w:val="1"/>
+    <w:unhideWhenUsed/>
     <w:rsid w:val="0022108B"/>
     <w:pPr>
       <w:tabs>
@@ -1304,27 +1692,28 @@
       <w:spacing w:after="0" w:line="240" w:lineRule="auto"/>
     </w:pPr>
   </w:style>
-  <w:style w:type="character" w:styleId="PiedepginaCar" w:customStyle="1">
+  <w:style w:type="character" w:customStyle="1" w:styleId="PiedepginaCar">
     <w:name w:val="Pie de página Car"/>
     <w:basedOn w:val="Fuentedeprrafopredeter"/>
     <w:link w:val="Piedepgina"/>
     <w:uiPriority w:val="99"/>
     <w:rsid w:val="0022108B"/>
   </w:style>
-  <w:style w:type="paragraph" w:styleId="Subtitle">
+  <w:style w:type="paragraph" w:styleId="Subttulo">
     <w:name w:val="Subtitle"/>
     <w:basedOn w:val="Normal"/>
     <w:next w:val="Normal"/>
+    <w:uiPriority w:val="11"/>
+    <w:qFormat/>
     <w:pPr>
-      <w:keepNext w:val="1"/>
-      <w:keepLines w:val="1"/>
-      <w:pageBreakBefore w:val="0"/>
-      <w:spacing w:after="80" w:before="360" w:lineRule="auto"/>
+      <w:keepNext/>
+      <w:keepLines/>
+      <w:spacing w:before="360" w:after="80"/>
     </w:pPr>
     <w:rPr>
-      <w:rFonts w:ascii="Georgia" w:cs="Georgia" w:eastAsia="Georgia" w:hAnsi="Georgia"/>
-      <w:i w:val="1"/>
-      <w:iCs w:val="1"/>
+      <w:rFonts w:ascii="Georgia" w:eastAsia="Georgia" w:hAnsi="Georgia" w:cs="Georgia"/>
+      <w:i/>
+      <w:iCs/>
       <w:color w:val="666666"/>
       <w:sz w:val="48"/>
       <w:szCs w:val="48"/>
@@ -1628,17 +2017,17 @@
 </a:theme>
 </file>
 
-<file path=customXML/item1.xml><?xml version="1.0" encoding="utf-8"?>
+<file path=customXml/item1.xml><?xml version="1.0" encoding="utf-8"?>
 <go:gDocsCustomXmlDataStorage xmlns:go="http://customooxmlschemas.google.com/" xmlns:r="http://schemas.openxmlformats.org/officeDocument/2006/relationships" uri="GoogleDocsCustomDataVersion2">
   <go:docsCustomData xmlns:go="http://customooxmlschemas.google.com/" roundtripDataSignature="AMtx7mh4a341rVeVaOFpaBAKyviQ+WQhgQ==">CgMxLjA4AHIhMUgtcWdyWTh4NGt6OWJJTDRYWXhoM1cxREtuNjZhRTJT</go:docsCustomData>
 </go:gDocsCustomXmlDataStorage>
 </file>
 
-<file path=customXML/itemProps1.xml><?xml version="1.0" encoding="utf-8"?>
+<file path=customXml/itemProps1.xml><?xml version="1.0" encoding="utf-8"?>
 <ds:datastoreItem xmlns:ds="http://schemas.openxmlformats.org/officeDocument/2006/customXml" ds:itemID="{11111111-1234-1234-1234-123412341234}">
   <ds:schemaRefs>
+    <ds:schemaRef ds:uri="http://customooxmlschemas.google.com/"/>
     <ds:schemaRef ds:uri="http://schemas.openxmlformats.org/officeDocument/2006/relationships"/>
-    <ds:schemaRef ds:uri="http://customooxmlschemas.google.com/"/>
   </ds:schemaRefs>
 </ds:datastoreItem>
 </file>